--- a/klagomål/A 60260-2025 FSC-klagomål.docx
+++ b/klagomål/A 60260-2025 FSC-klagomål.docx
@@ -839,7 +839,7 @@
     <w:r>
       <w:tab/>
       <w:tab/>
-      <w:t>2025-12-04</w:t>
+      <w:t>2025-12-05</w:t>
       <w:br/>
       <w:br/>
     </w:r>

--- a/klagomål/A 60260-2025 FSC-klagomål.docx
+++ b/klagomål/A 60260-2025 FSC-klagomål.docx
@@ -839,7 +839,7 @@
     <w:r>
       <w:tab/>
       <w:tab/>
-      <w:t>2025-12-05</w:t>
+      <w:t>2025-12-06</w:t>
       <w:br/>
       <w:br/>
     </w:r>

--- a/klagomål/A 60260-2025 FSC-klagomål.docx
+++ b/klagomål/A 60260-2025 FSC-klagomål.docx
@@ -839,7 +839,7 @@
     <w:r>
       <w:tab/>
       <w:tab/>
-      <w:t>2025-12-06</w:t>
+      <w:t>2025-12-07</w:t>
       <w:br/>
       <w:br/>
     </w:r>

--- a/klagomål/A 60260-2025 FSC-klagomål.docx
+++ b/klagomål/A 60260-2025 FSC-klagomål.docx
@@ -839,7 +839,7 @@
     <w:r>
       <w:tab/>
       <w:tab/>
-      <w:t>2025-12-07</w:t>
+      <w:t>2025-12-08</w:t>
       <w:br/>
       <w:br/>
     </w:r>

--- a/klagomål/A 60260-2025 FSC-klagomål.docx
+++ b/klagomål/A 60260-2025 FSC-klagomål.docx
@@ -839,7 +839,7 @@
     <w:r>
       <w:tab/>
       <w:tab/>
-      <w:t>2025-12-08</w:t>
+      <w:t>2025-12-09</w:t>
       <w:br/>
       <w:br/>
     </w:r>

--- a/klagomål/A 60260-2025 FSC-klagomål.docx
+++ b/klagomål/A 60260-2025 FSC-klagomål.docx
@@ -839,7 +839,7 @@
     <w:r>
       <w:tab/>
       <w:tab/>
-      <w:t>2025-12-09</w:t>
+      <w:t>2025-12-10</w:t>
       <w:br/>
       <w:br/>
     </w:r>

--- a/klagomål/A 60260-2025 FSC-klagomål.docx
+++ b/klagomål/A 60260-2025 FSC-klagomål.docx
@@ -839,7 +839,7 @@
     <w:r>
       <w:tab/>
       <w:tab/>
-      <w:t>2025-12-10</w:t>
+      <w:t>2025-12-11</w:t>
       <w:br/>
       <w:br/>
     </w:r>

--- a/klagomål/A 60260-2025 FSC-klagomål.docx
+++ b/klagomål/A 60260-2025 FSC-klagomål.docx
@@ -839,7 +839,7 @@
     <w:r>
       <w:tab/>
       <w:tab/>
-      <w:t>2025-12-11</w:t>
+      <w:t>2025-12-12</w:t>
       <w:br/>
       <w:br/>
     </w:r>

--- a/klagomål/A 60260-2025 FSC-klagomål.docx
+++ b/klagomål/A 60260-2025 FSC-klagomål.docx
@@ -839,7 +839,7 @@
     <w:r>
       <w:tab/>
       <w:tab/>
-      <w:t>2025-12-12</w:t>
+      <w:t>2025-12-13</w:t>
       <w:br/>
       <w:br/>
     </w:r>

--- a/klagomål/A 60260-2025 FSC-klagomål.docx
+++ b/klagomål/A 60260-2025 FSC-klagomål.docx
@@ -839,7 +839,7 @@
     <w:r>
       <w:tab/>
       <w:tab/>
-      <w:t>2025-12-19</w:t>
+      <w:t>2025-12-20</w:t>
       <w:br/>
       <w:br/>
     </w:r>

--- a/klagomål/A 60260-2025 FSC-klagomål.docx
+++ b/klagomål/A 60260-2025 FSC-klagomål.docx
@@ -839,7 +839,7 @@
     <w:r>
       <w:tab/>
       <w:tab/>
-      <w:t>2025-12-20</w:t>
+      <w:t>2025-12-21</w:t>
       <w:br/>
       <w:br/>
     </w:r>

--- a/klagomål/A 60260-2025 FSC-klagomål.docx
+++ b/klagomål/A 60260-2025 FSC-klagomål.docx
@@ -839,7 +839,7 @@
     <w:r>
       <w:tab/>
       <w:tab/>
-      <w:t>2025-12-21</w:t>
+      <w:t>2025-12-22</w:t>
       <w:br/>
       <w:br/>
     </w:r>

--- a/klagomål/A 60260-2025 FSC-klagomål.docx
+++ b/klagomål/A 60260-2025 FSC-klagomål.docx
@@ -839,7 +839,7 @@
     <w:r>
       <w:tab/>
       <w:tab/>
-      <w:t>2025-12-22</w:t>
+      <w:t>2025-12-26</w:t>
       <w:br/>
       <w:br/>
     </w:r>

--- a/klagomål/A 60260-2025 FSC-klagomål.docx
+++ b/klagomål/A 60260-2025 FSC-klagomål.docx
@@ -839,7 +839,7 @@
     <w:r>
       <w:tab/>
       <w:tab/>
-      <w:t>2025-12-26</w:t>
+      <w:t>2025-12-28</w:t>
       <w:br/>
       <w:br/>
     </w:r>

--- a/klagomål/A 60260-2025 FSC-klagomål.docx
+++ b/klagomål/A 60260-2025 FSC-klagomål.docx
@@ -839,7 +839,7 @@
     <w:r>
       <w:tab/>
       <w:tab/>
-      <w:t>2025-12-28</w:t>
+      <w:t>2025-12-29</w:t>
       <w:br/>
       <w:br/>
     </w:r>

--- a/klagomål/A 60260-2025 FSC-klagomål.docx
+++ b/klagomål/A 60260-2025 FSC-klagomål.docx
@@ -839,7 +839,7 @@
     <w:r>
       <w:tab/>
       <w:tab/>
-      <w:t>2025-12-29</w:t>
+      <w:t>2025-12-30</w:t>
       <w:br/>
       <w:br/>
     </w:r>

--- a/klagomål/A 60260-2025 FSC-klagomål.docx
+++ b/klagomål/A 60260-2025 FSC-klagomål.docx
@@ -839,7 +839,7 @@
     <w:r>
       <w:tab/>
       <w:tab/>
-      <w:t>2025-12-30</w:t>
+      <w:t>2025-12-31</w:t>
       <w:br/>
       <w:br/>
     </w:r>

--- a/klagomål/A 60260-2025 FSC-klagomål.docx
+++ b/klagomål/A 60260-2025 FSC-klagomål.docx
@@ -839,7 +839,7 @@
     <w:r>
       <w:tab/>
       <w:tab/>
-      <w:t>2025-12-31</w:t>
+      <w:t>2026-01-03</w:t>
       <w:br/>
       <w:br/>
     </w:r>

--- a/klagomål/A 60260-2025 FSC-klagomål.docx
+++ b/klagomål/A 60260-2025 FSC-klagomål.docx
@@ -839,7 +839,7 @@
     <w:r>
       <w:tab/>
       <w:tab/>
-      <w:t>2026-01-07</w:t>
+      <w:t>2026-01-08</w:t>
       <w:br/>
       <w:br/>
     </w:r>

--- a/klagomål/A 60260-2025 FSC-klagomål.docx
+++ b/klagomål/A 60260-2025 FSC-klagomål.docx
@@ -839,7 +839,7 @@
     <w:r>
       <w:tab/>
       <w:tab/>
-      <w:t>2026-01-08</w:t>
+      <w:t>2026-01-09</w:t>
       <w:br/>
       <w:br/>
     </w:r>

--- a/klagomål/A 60260-2025 FSC-klagomål.docx
+++ b/klagomål/A 60260-2025 FSC-klagomål.docx
@@ -839,7 +839,7 @@
     <w:r>
       <w:tab/>
       <w:tab/>
-      <w:t>2026-01-09</w:t>
+      <w:t>2026-01-10</w:t>
       <w:br/>
       <w:br/>
     </w:r>

--- a/klagomål/A 60260-2025 FSC-klagomål.docx
+++ b/klagomål/A 60260-2025 FSC-klagomål.docx
@@ -839,7 +839,7 @@
     <w:r>
       <w:tab/>
       <w:tab/>
-      <w:t>2026-01-10</w:t>
+      <w:t>2026-01-11</w:t>
       <w:br/>
       <w:br/>
     </w:r>

--- a/klagomål/A 60260-2025 FSC-klagomål.docx
+++ b/klagomål/A 60260-2025 FSC-klagomål.docx
@@ -839,7 +839,7 @@
     <w:r>
       <w:tab/>
       <w:tab/>
-      <w:t>2026-01-11</w:t>
+      <w:t>2026-01-12</w:t>
       <w:br/>
       <w:br/>
     </w:r>

--- a/klagomål/A 60260-2025 FSC-klagomål.docx
+++ b/klagomål/A 60260-2025 FSC-klagomål.docx
@@ -839,7 +839,7 @@
     <w:r>
       <w:tab/>
       <w:tab/>
-      <w:t>2026-01-12</w:t>
+      <w:t>2026-01-13</w:t>
       <w:br/>
       <w:br/>
     </w:r>

--- a/klagomål/A 60260-2025 FSC-klagomål.docx
+++ b/klagomål/A 60260-2025 FSC-klagomål.docx
@@ -839,7 +839,7 @@
     <w:r>
       <w:tab/>
       <w:tab/>
-      <w:t>2026-01-13</w:t>
+      <w:t>2026-01-14</w:t>
       <w:br/>
       <w:br/>
     </w:r>

--- a/klagomål/A 60260-2025 FSC-klagomål.docx
+++ b/klagomål/A 60260-2025 FSC-klagomål.docx
@@ -839,7 +839,7 @@
     <w:r>
       <w:tab/>
       <w:tab/>
-      <w:t>2026-01-14</w:t>
+      <w:t>2026-01-15</w:t>
       <w:br/>
       <w:br/>
     </w:r>

--- a/klagomål/A 60260-2025 FSC-klagomål.docx
+++ b/klagomål/A 60260-2025 FSC-klagomål.docx
@@ -839,7 +839,7 @@
     <w:r>
       <w:tab/>
       <w:tab/>
-      <w:t>2026-01-15</w:t>
+      <w:t>2026-01-16</w:t>
       <w:br/>
       <w:br/>
     </w:r>

--- a/klagomål/A 60260-2025 FSC-klagomål.docx
+++ b/klagomål/A 60260-2025 FSC-klagomål.docx
@@ -839,7 +839,7 @@
     <w:r>
       <w:tab/>
       <w:tab/>
-      <w:t>2026-01-16</w:t>
+      <w:t>2026-01-17</w:t>
       <w:br/>
       <w:br/>
     </w:r>

--- a/klagomål/A 60260-2025 FSC-klagomål.docx
+++ b/klagomål/A 60260-2025 FSC-klagomål.docx
@@ -839,7 +839,7 @@
     <w:r>
       <w:tab/>
       <w:tab/>
-      <w:t>2026-01-17</w:t>
+      <w:t>2026-01-18</w:t>
       <w:br/>
       <w:br/>
     </w:r>

--- a/klagomål/A 60260-2025 FSC-klagomål.docx
+++ b/klagomål/A 60260-2025 FSC-klagomål.docx
@@ -839,7 +839,7 @@
     <w:r>
       <w:tab/>
       <w:tab/>
-      <w:t>2026-01-18</w:t>
+      <w:t>2026-01-19</w:t>
       <w:br/>
       <w:br/>
     </w:r>

--- a/klagomål/A 60260-2025 FSC-klagomål.docx
+++ b/klagomål/A 60260-2025 FSC-klagomål.docx
@@ -839,7 +839,7 @@
     <w:r>
       <w:tab/>
       <w:tab/>
-      <w:t>2026-01-19</w:t>
+      <w:t>2026-01-20</w:t>
       <w:br/>
       <w:br/>
     </w:r>

--- a/klagomål/A 60260-2025 FSC-klagomål.docx
+++ b/klagomål/A 60260-2025 FSC-klagomål.docx
@@ -839,7 +839,7 @@
     <w:r>
       <w:tab/>
       <w:tab/>
-      <w:t>2026-01-20</w:t>
+      <w:t>2026-01-21</w:t>
       <w:br/>
       <w:br/>
     </w:r>

--- a/klagomål/A 60260-2025 FSC-klagomål.docx
+++ b/klagomål/A 60260-2025 FSC-klagomål.docx
@@ -839,7 +839,7 @@
     <w:r>
       <w:tab/>
       <w:tab/>
-      <w:t>2026-01-21</w:t>
+      <w:t>2026-01-23</w:t>
       <w:br/>
       <w:br/>
     </w:r>

--- a/klagomål/A 60260-2025 FSC-klagomål.docx
+++ b/klagomål/A 60260-2025 FSC-klagomål.docx
@@ -839,7 +839,7 @@
     <w:r>
       <w:tab/>
       <w:tab/>
-      <w:t>2026-01-23</w:t>
+      <w:t>2026-01-24</w:t>
       <w:br/>
       <w:br/>
     </w:r>

--- a/klagomål/A 60260-2025 FSC-klagomål.docx
+++ b/klagomål/A 60260-2025 FSC-klagomål.docx
@@ -839,7 +839,7 @@
     <w:r>
       <w:tab/>
       <w:tab/>
-      <w:t>2026-01-24</w:t>
+      <w:t>2026-01-25</w:t>
       <w:br/>
       <w:br/>
     </w:r>

--- a/klagomål/A 60260-2025 FSC-klagomål.docx
+++ b/klagomål/A 60260-2025 FSC-klagomål.docx
@@ -839,7 +839,7 @@
     <w:r>
       <w:tab/>
       <w:tab/>
-      <w:t>2026-01-25</w:t>
+      <w:t>2026-01-26</w:t>
       <w:br/>
       <w:br/>
     </w:r>

--- a/klagomål/A 60260-2025 FSC-klagomål.docx
+++ b/klagomål/A 60260-2025 FSC-klagomål.docx
@@ -839,7 +839,7 @@
     <w:r>
       <w:tab/>
       <w:tab/>
-      <w:t>2026-01-26</w:t>
+      <w:t>2026-01-27</w:t>
       <w:br/>
       <w:br/>
     </w:r>

--- a/klagomål/A 60260-2025 FSC-klagomål.docx
+++ b/klagomål/A 60260-2025 FSC-klagomål.docx
@@ -839,7 +839,7 @@
     <w:r>
       <w:tab/>
       <w:tab/>
-      <w:t>2026-01-27</w:t>
+      <w:t>2026-01-28</w:t>
       <w:br/>
       <w:br/>
     </w:r>

--- a/klagomål/A 60260-2025 FSC-klagomål.docx
+++ b/klagomål/A 60260-2025 FSC-klagomål.docx
@@ -902,7 +902,7 @@
     <w:r>
       <w:tab/>
       <w:tab/>
-      <w:t>2026-03-01</w:t>
+      <w:t>2026-03-02</w:t>
       <w:br/>
       <w:br/>
     </w:r>

--- a/klagomål/A 60260-2025 FSC-klagomål.docx
+++ b/klagomål/A 60260-2025 FSC-klagomål.docx
@@ -902,7 +902,7 @@
     <w:r>
       <w:tab/>
       <w:tab/>
-      <w:t>2026-03-02</w:t>
+      <w:t>2026-03-03</w:t>
       <w:br/>
       <w:br/>
     </w:r>

--- a/klagomål/A 60260-2025 FSC-klagomål.docx
+++ b/klagomål/A 60260-2025 FSC-klagomål.docx
@@ -902,7 +902,7 @@
     <w:r>
       <w:tab/>
       <w:tab/>
-      <w:t>2026-03-03</w:t>
+      <w:t>2026-03-04</w:t>
       <w:br/>
       <w:br/>
     </w:r>

--- a/klagomål/A 60260-2025 FSC-klagomål.docx
+++ b/klagomål/A 60260-2025 FSC-klagomål.docx
@@ -902,7 +902,7 @@
     <w:r>
       <w:tab/>
       <w:tab/>
-      <w:t>2026-03-04</w:t>
+      <w:t>2026-03-05</w:t>
       <w:br/>
       <w:br/>
     </w:r>

--- a/klagomål/A 60260-2025 FSC-klagomål.docx
+++ b/klagomål/A 60260-2025 FSC-klagomål.docx
@@ -902,7 +902,7 @@
     <w:r>
       <w:tab/>
       <w:tab/>
-      <w:t>2026-03-05</w:t>
+      <w:t>2026-03-06</w:t>
       <w:br/>
       <w:br/>
     </w:r>

--- a/klagomål/A 60260-2025 FSC-klagomål.docx
+++ b/klagomål/A 60260-2025 FSC-klagomål.docx
@@ -902,7 +902,7 @@
     <w:r>
       <w:tab/>
       <w:tab/>
-      <w:t>2026-03-06</w:t>
+      <w:t>2026-03-07</w:t>
       <w:br/>
       <w:br/>
     </w:r>

--- a/klagomål/A 60260-2025 FSC-klagomål.docx
+++ b/klagomål/A 60260-2025 FSC-klagomål.docx
@@ -902,7 +902,7 @@
     <w:r>
       <w:tab/>
       <w:tab/>
-      <w:t>2026-03-07</w:t>
+      <w:t>2026-03-08</w:t>
       <w:br/>
       <w:br/>
     </w:r>

--- a/klagomål/A 60260-2025 FSC-klagomål.docx
+++ b/klagomål/A 60260-2025 FSC-klagomål.docx
@@ -902,7 +902,7 @@
     <w:r>
       <w:tab/>
       <w:tab/>
-      <w:t>2026-03-08</w:t>
+      <w:t>2026-03-09</w:t>
       <w:br/>
       <w:br/>
     </w:r>

--- a/klagomål/A 60260-2025 FSC-klagomål.docx
+++ b/klagomål/A 60260-2025 FSC-klagomål.docx
@@ -902,7 +902,7 @@
     <w:r>
       <w:tab/>
       <w:tab/>
-      <w:t>2026-03-09</w:t>
+      <w:t>2026-03-10</w:t>
       <w:br/>
       <w:br/>
     </w:r>

--- a/klagomål/A 60260-2025 FSC-klagomål.docx
+++ b/klagomål/A 60260-2025 FSC-klagomål.docx
@@ -902,7 +902,7 @@
     <w:r>
       <w:tab/>
       <w:tab/>
-      <w:t>2026-03-10</w:t>
+      <w:t>2026-03-11</w:t>
       <w:br/>
       <w:br/>
     </w:r>

--- a/klagomål/A 60260-2025 FSC-klagomål.docx
+++ b/klagomål/A 60260-2025 FSC-klagomål.docx
@@ -902,7 +902,7 @@
     <w:r>
       <w:tab/>
       <w:tab/>
-      <w:t>2026-03-11</w:t>
+      <w:t>2026-03-12</w:t>
       <w:br/>
       <w:br/>
     </w:r>

--- a/klagomål/A 60260-2025 FSC-klagomål.docx
+++ b/klagomål/A 60260-2025 FSC-klagomål.docx
@@ -902,7 +902,7 @@
     <w:r>
       <w:tab/>
       <w:tab/>
-      <w:t>2026-03-12</w:t>
+      <w:t>2026-03-13</w:t>
       <w:br/>
       <w:br/>
     </w:r>

--- a/klagomål/A 60260-2025 FSC-klagomål.docx
+++ b/klagomål/A 60260-2025 FSC-klagomål.docx
@@ -879,7 +879,7 @@
     <w:r>
       <w:tab/>
       <w:tab/>
-      <w:t>2026-05-16</w:t>
+      <w:t>2026-05-17</w:t>
       <w:br/>
       <w:br/>
     </w:r>

--- a/klagomål/A 60260-2025 FSC-klagomål.docx
+++ b/klagomål/A 60260-2025 FSC-klagomål.docx
@@ -879,7 +879,7 @@
     <w:r>
       <w:tab/>
       <w:tab/>
-      <w:t>2026-05-17</w:t>
+      <w:t>2026-05-18</w:t>
       <w:br/>
       <w:br/>
     </w:r>

--- a/klagomål/A 60260-2025 FSC-klagomål.docx
+++ b/klagomål/A 60260-2025 FSC-klagomål.docx
@@ -879,7 +879,7 @@
     <w:r>
       <w:tab/>
       <w:tab/>
-      <w:t>2026-05-18</w:t>
+      <w:t>2026-05-19</w:t>
       <w:br/>
       <w:br/>
     </w:r>

--- a/klagomål/A 60260-2025 FSC-klagomål.docx
+++ b/klagomål/A 60260-2025 FSC-klagomål.docx
@@ -879,7 +879,7 @@
     <w:r>
       <w:tab/>
       <w:tab/>
-      <w:t>2026-06-15</w:t>
+      <w:t>2026-06-16</w:t>
       <w:br/>
       <w:br/>
     </w:r>

--- a/klagomål/A 60260-2025 FSC-klagomål.docx
+++ b/klagomål/A 60260-2025 FSC-klagomål.docx
@@ -879,7 +879,7 @@
     <w:r>
       <w:tab/>
       <w:tab/>
-      <w:t>2026-06-16</w:t>
+      <w:t>2026-06-17</w:t>
       <w:br/>
       <w:br/>
     </w:r>

--- a/klagomål/A 60260-2025 FSC-klagomål.docx
+++ b/klagomål/A 60260-2025 FSC-klagomål.docx
@@ -1,6 +1,6 @@
 
 <file path=word/document.xml><?xml version="1.0" encoding="utf-8"?>
-<w:document xmlns:wpc="http://schemas.microsoft.com/office/word/2010/wordprocessingCanvas" xmlns:cx="http://schemas.microsoft.com/office/drawing/2014/chartex" xmlns:cx1="http://schemas.microsoft.com/office/drawing/2015/9/8/chartex" xmlns:cx2="http://schemas.microsoft.com/office/drawing/2015/10/21/chartex" xmlns:cx3="http://schemas.microsoft.com/office/drawing/2016/5/9/chartex" xmlns:cx4="http://schemas.microsoft.com/office/drawing/2016/5/10/chartex" xmlns:cx5="http://schemas.microsoft.com/office/drawing/2016/5/11/chartex" xmlns:cx6="http://schemas.microsoft.com/office/drawing/2016/5/12/chartex" xmlns:cx7="http://schemas.microsoft.com/office/drawing/2016/5/13/chartex" xmlns:cx8="http://schemas.microsoft.com/office/drawing/2016/5/14/chartex" xmlns:mc="http://schemas.openxmlformats.org/markup-compatibility/2006" xmlns:aink="http://schemas.microsoft.com/office/drawing/2016/ink" xmlns:am3d="http://schemas.microsoft.com/office/drawing/2017/model3d" xmlns:o="urn:schemas-microsoft-com:office:office" xmlns:oel="http://schemas.microsoft.com/office/2019/extlst" xmlns:r="http://schemas.openxmlformats.org/officeDocument/2006/relationships" xmlns:m="http://schemas.openxmlformats.org/officeDocument/2006/math" xmlns:v="urn:schemas-microsoft-com:vml" xmlns:wp14="http://schemas.microsoft.com/office/word/2010/wordprocessingDrawing" xmlns:wp="http://schemas.openxmlformats.org/drawingml/2006/wordprocessingDrawing" xmlns:w10="urn:schemas-microsoft-com:office:word" xmlns:w="http://schemas.openxmlformats.org/wordprocessingml/2006/main" xmlns:w14="http://schemas.microsoft.com/office/word/2010/wordml" xmlns:w15="http://schemas.microsoft.com/office/word/2012/wordml" xmlns:w16cex="http://schemas.microsoft.com/office/word/2018/wordml/cex" xmlns:w16cid="http://schemas.microsoft.com/office/word/2016/wordml/cid" xmlns:w16="http://schemas.microsoft.com/office/word/2018/wordml" xmlns:w16sdtdh="http://schemas.microsoft.com/office/word/2020/wordml/sdtdatahash" xmlns:w16se="http://schemas.microsoft.com/office/word/2015/wordml/symex" xmlns:wpg="http://schemas.microsoft.com/office/word/2010/wordprocessingGroup" xmlns:wpi="http://schemas.microsoft.com/office/word/2010/wordprocessingInk" xmlns:wne="http://schemas.microsoft.com/office/word/2006/wordml" xmlns:wps="http://schemas.microsoft.com/office/word/2010/wordprocessingShape" mc:Ignorable="w14 w15 w16se w16cid w16 w16cex w16sdtdh wp14">
+<w:document xmlns:wpc="http://schemas.microsoft.com/office/word/2010/wordprocessingCanvas" xmlns:cx="http://schemas.microsoft.com/office/drawing/2014/chartex" xmlns:cx1="http://schemas.microsoft.com/office/drawing/2015/9/8/chartex" xmlns:cx2="http://schemas.microsoft.com/office/drawing/2015/10/21/chartex" xmlns:cx3="http://schemas.microsoft.com/office/drawing/2016/5/9/chartex" xmlns:cx4="http://schemas.microsoft.com/office/drawing/2016/5/10/chartex" xmlns:cx5="http://schemas.microsoft.com/office/drawing/2016/5/11/chartex" xmlns:cx6="http://schemas.microsoft.com/office/drawing/2016/5/12/chartex" xmlns:cx7="http://schemas.microsoft.com/office/drawing/2016/5/13/chartex" xmlns:cx8="http://schemas.microsoft.com/office/drawing/2016/5/14/chartex" xmlns:mc="http://schemas.openxmlformats.org/markup-compatibility/2006" xmlns:aink="http://schemas.microsoft.com/office/drawing/2016/ink" xmlns:am3d="http://schemas.microsoft.com/office/drawing/2017/model3d" xmlns:o="urn:schemas-microsoft-com:office:office" xmlns:oel="http://schemas.microsoft.com/office/2019/extlst" xmlns:r="http://schemas.openxmlformats.org/officeDocument/2006/relationships" xmlns:m="http://schemas.openxmlformats.org/officeDocument/2006/math" xmlns:v="urn:schemas-microsoft-com:vml" xmlns:wp14="http://schemas.microsoft.com/office/word/2010/wordprocessingDrawing" xmlns:wp="http://schemas.openxmlformats.org/drawingml/2006/wordprocessingDrawing" xmlns:w10="urn:schemas-microsoft-com:office:word" xmlns:w="http://schemas.openxmlformats.org/wordprocessingml/2006/main" xmlns:w14="http://schemas.microsoft.com/office/word/2010/wordml" xmlns:w15="http://schemas.microsoft.com/office/word/2012/wordml" xmlns:w16cex="http://schemas.microsoft.com/office/word/2018/wordml/cex" xmlns:w16cid="http://schemas.microsoft.com/office/word/2016/wordml/cid" xmlns:w16="http://schemas.microsoft.com/office/word/2018/wordml" xmlns:w16du="http://schemas.microsoft.com/office/word/2023/wordml/word16du" xmlns:w16sdtdh="http://schemas.microsoft.com/office/word/2020/wordml/sdtdatahash" xmlns:w16sdtfl="http://schemas.microsoft.com/office/word/2024/wordml/sdtformatlock" xmlns:w16se="http://schemas.microsoft.com/office/word/2015/wordml/symex" xmlns:wpg="http://schemas.microsoft.com/office/word/2010/wordprocessingGroup" xmlns:wpi="http://schemas.microsoft.com/office/word/2010/wordprocessingInk" xmlns:wne="http://schemas.microsoft.com/office/word/2006/wordml" xmlns:wps="http://schemas.microsoft.com/office/word/2010/wordprocessingShape" mc:Ignorable="w14 w15 w16se w16cid w16 w16cex w16sdtdh w16sdtfl w16du wp14">
   <w:body>
     <w:p>
       <w:r>
@@ -163,17 +163,17 @@
         <w:pStyle w:val="Title"/>
       </w:pPr>
       <w:r>
-        <w:t>Inledande FSC- /PEFC-klagomål – information om höga naturvärden i avverkningsanmälan A 60260-2025 i Sollefteå kommun</w:t>
+        <w:t>Inledande FSC- /PEFC-klagomål – information om höga naturvärden och fridlysta arter i avverkningsanmälan A 60260-2025 i Sollefteå kommun</w:t>
       </w:r>
     </w:p>
     <w:p>
       <w:r>
-        <w:t>Detta dokument behandlar höga naturvärden i avverkningsanmälan A 60260-2025 i Sollefteå kommun. Denna avverkningsanmälan inkom 2025-12-03 14:38:46 och omfattar 2,2 ha.</w:t>
+        <w:t>Detta dokument behandlar höga naturvärden i avverkningsanmälan A 60260-2025 i Sollefteå kommun som inkom 2025-12-03 och omfattar 2,2 ha.</w:t>
       </w:r>
     </w:p>
     <w:p>
       <w:r>
-        <w:t>Nedan presenteras fynd av naturvårdsarter som gjorts i det avverkningsanmälda området, samt relevanta utdrag ur standarderna för FSC, Chain of Custody, Controlled Wood och PEFC. I BILAGA 1 finns artfakta om rödlistade arter.</w:t>
+        <w:t>Nedan presenteras fynd av naturvårdsarter och fridlysta arter som gjorts i det avverkningsanmälda området, samt relevanta utdrag ur standarderna för FSC, Chain of Custody, Controlled Wood och PEFC. I BILAGA 1 finns artfakta om rödlistade arter.</w:t>
       </w:r>
     </w:p>
     <w:p>
@@ -191,12 +191,15 @@
     </w:p>
     <w:p>
       <w:r>
-        <w:t>I avverkningsanmälan har följande 4 naturvårdsarter hittats: liten aspgelélav (VU), sprickporing (VU), lunglav (NT) och korallblylav (S). Av dessa är 3 rödlistade. För rödlistade arter har rödlistekategorin angivits inom parentes. Arter som är signalarter enligt Skogsstyrelsen har markerats med (S).</w:t>
+        <w:t>I och inom 16 meter från avverkningsanmälan har följande 9 naturvårdsarter hittats: garnlav (VU, T), liten aspgelélav (VU, T), sprickporing (VU), gammelgransskål (NT, T), lunglav (NT, T), bronshjon (S, T), gräsull (S), korallblylav (S, T) och brudsporre (§8). Av dessa är 5 rödlistade. För rödlistade arter har rödlistekategorin angivits inom parentes. Arter som är signalarter enligt Skogsstyrelsen har markerats med (S). Typiska arter inom Natura 2000 som är kopplade till skogsekosystem har markerats med (T). För fridlysta arter anges även paragrafen i Artskyddsförordningen som arten är fridlyst enligt.</w:t>
       </w:r>
     </w:p>
     <w:p>
       <w:r>
-        <w:t>De påträffade naturvårdsarterna är ett tydligt kvitto på att detta rör sig om en skog med höga naturvärden. I Figur 1 visas en karta över det avverkningsanmälda området, där samtliga fyndplatser för naturvårdsarter som finns registrerade på Artportalen har markerats.</w:t>
+        <w:t>De påträffade naturvårdsarterna är ett tydligt kvitto på att det rör sig om en skog med höga naturvärden.</w:t>
+      </w:r>
+      <w:r>
+        <w:t xml:space="preserve"> I Figur 1 visas fyndplatser för naturvårdsarter i området, som finns registrerade på Artportalen.</w:t>
       </w:r>
     </w:p>
     <w:p>
@@ -206,7 +209,7 @@
       <w:r>
         <w:drawing>
           <wp:inline xmlns:a="http://schemas.openxmlformats.org/drawingml/2006/main" xmlns:pic="http://schemas.openxmlformats.org/drawingml/2006/picture">
-            <wp:extent cx="5486400" cy="2487471"/>
+            <wp:extent cx="5486400" cy="3423815"/>
             <wp:docPr id="1" name="Picture 1"/>
             <wp:cNvGraphicFramePr>
               <a:graphicFrameLocks noChangeAspect="1"/>
@@ -227,7 +230,7 @@
                   <pic:spPr>
                     <a:xfrm>
                       <a:off x="0" y="0"/>
-                      <a:ext cx="5486400" cy="2487471"/>
+                      <a:ext cx="5486400" cy="3423815"/>
                     </a:xfrm>
                     <a:prstGeom prst="rect"/>
                   </pic:spPr>
@@ -241,9 +244,100 @@
     <w:p>
       <w:pPr>
         <w:pStyle w:val="Caption"/>
+        <w:spacing w:after="240"/>
       </w:pPr>
       <w:r>
-        <w:t>Figur 1. Fyndplatser för naturvårdsarter i det avverkningsanmälda området (röd linje). Markörer utan svart kant är placerade på fyndplatsen. Markörer med svart kant är placerade vid sidan av fyndplatsen och har ett svart streck som visar fyndplatsens exakta position. Kartans mittpunktskoordinat är N 7037849, E 552553 i SWEREF 99 TM.</w:t>
+        <w:t>Figur 1. Fyndplatser för naturvårdsarter i och inom 16 meter från avverkningsanmälan (röd linje). Markörer utan svart kant är placerade på fyndplatsen. Markörer med svart kant är placerade vid sidan av fyndplatsen och har ett svart streck som visar fyndplatsens exakta position. Kartans mittpunktskoordinat är N 7037849, E 552553 i SWEREF 99 TM.</w:t>
+      </w:r>
+    </w:p>
+    <w:p>
+      <w:pPr>
+        <w:pStyle w:val="Heading2"/>
+      </w:pPr>
+      <w:r>
+        <w:t>Fridlysta arter</w:t>
+      </w:r>
+    </w:p>
+    <w:p>
+      <w:r>
+        <w:t>Följande fridlysta arter har sina livsmiljöer och växtplatser i den avverkningsanmälda skogen: brudsporre (§8).</w:t>
+      </w:r>
+    </w:p>
+    <w:p>
+      <w:pPr>
+        <w:pStyle w:val="Heading2"/>
+      </w:pPr>
+      <w:r>
+        <w:t>Övriga naturvårdsarter</w:t>
+      </w:r>
+    </w:p>
+    <w:p>
+      <w:r>
+        <w:rPr>
+          <w:b/>
+        </w:rPr>
+        <w:t>Bronshjon</w:t>
+      </w:r>
+      <w:r>
+        <w:t xml:space="preserve"> är en skalbagge vars larvutveckling sker under grov bark på stammar av döda eller döende barrträd, främst gran, i mindre omfattning tall. Arten är knuten till äldre, naturskogslik granskog med inslag av torkande träd. Bronshjon är typisk art för </w:t>
+      </w:r>
+      <w:r>
+        <w:rPr>
+          <w:i/>
+        </w:rPr>
+        <w:t>9010 Taiga</w:t>
+      </w:r>
+      <w:r>
+        <w:t xml:space="preserve"> (SLU Artdatabanken, 2025).</w:t>
+      </w:r>
+    </w:p>
+    <w:p>
+      <w:r>
+        <w:rPr>
+          <w:b/>
+        </w:rPr>
+        <w:t>Gammelgransskål (NT)</w:t>
+      </w:r>
+      <w:r>
+        <w:t xml:space="preserve"> är en liten skålsvamp som växer på gamla granar med skrovlig bark. Typiska växtplatser är gransumpskog i myrkanter, bäckdråg, bäckraviner och skuggiga bergssluttningar, men också skog på torrare mark kan hysa arten om beståndet har stark naturskogskaraktär. Bestånd med arten bör behandlas som nyckelbiotoper och sparas vid en slutavverkning. Även gallring bör undvikas. Gammelgransskål är typisk art för </w:t>
+      </w:r>
+      <w:r>
+        <w:rPr>
+          <w:i/>
+        </w:rPr>
+        <w:t>9010 Taiga</w:t>
+      </w:r>
+      <w:r>
+        <w:t xml:space="preserve"> (SLU Artdatabanken, 2024; Nitare &amp; Skogsstyrelsen, 2019).</w:t>
+      </w:r>
+    </w:p>
+    <w:p>
+      <w:r>
+        <w:rPr>
+          <w:b/>
+        </w:rPr>
+        <w:t>Garnlav (VU)</w:t>
+      </w:r>
+      <w:r>
+        <w:t xml:space="preserve"> är en utpräglad barrskogsart som ibland kan drapera träden i norrländska grannaturskogar med hög luftfuktighet. Den förekommer även i talldominerade bestånd där den, förutom i trädens grenverk, påträffas hängande över ojämnheter i tallbarken. Arten har minskat starkt i södra och mellersta Sverige och den minskar även i sitt nordliga utbredningsområde. Minskningstakten uppgår till 30 (20–50) % inom 50 år och överstiger gränsvärdet för Sårbar (VU). Orsaken till tillbakagången beror främst på slutavverkningar av naturskogsartade skogar. Bestånd med riklig förekomst bör regelmässigt sparas, vilket även gynnar flera andra sällsynta och rödlistade arter. Garnlav är värdväxt för den mycket sällsynta och akut hotade fjärilen barrskogslavfly (CR) som hör hemma i boreala barrskogar med riklig förekomst av värdväxten. Tidigare kunde arten konstateras årligen på flera platser vid Dala-Floda i Dalarna innan lokalerna kalavverkades. Senaste fyndet i landet av barrskogslavfly är från år 2000 då den påträffades vid Högberget i Sollefteå kommun. Garnlav är typisk art för </w:t>
+      </w:r>
+      <w:r>
+        <w:rPr>
+          <w:i/>
+        </w:rPr>
+        <w:t xml:space="preserve">9010 Taiga </w:t>
+      </w:r>
+      <w:r>
+        <w:t>och</w:t>
+      </w:r>
+      <w:r>
+        <w:rPr>
+          <w:i/>
+        </w:rPr>
+        <w:t xml:space="preserve"> 9070 Trädklädd betesmark</w:t>
+      </w:r>
+      <w:r>
+        <w:t xml:space="preserve"> (SLU Artdatabanken, 2026).</w:t>
       </w:r>
     </w:p>
     <w:p>
@@ -452,7 +546,7 @@
         <w:rPr>
           <w:i/>
         </w:rPr>
-        <w:t>I det avverkningsanmälda skogsområdet har 4 naturvårdsarter varav 3 rödlistade arter sina livsmiljöer och växtplatser.</w:t>
+        <w:t>I det avverkningsanmälda skogsområdet har 9 naturvårdsarter varav 5 rödlistade arter sina livsmiljöer och växtplatser.</w:t>
       </w:r>
     </w:p>
     <w:p>
@@ -769,7 +863,7 @@
 </file>
 
 <file path=word/endnotes.xml><?xml version="1.0" encoding="utf-8"?>
-<w:endnotes xmlns:wpc="http://schemas.microsoft.com/office/word/2010/wordprocessingCanvas" xmlns:cx="http://schemas.microsoft.com/office/drawing/2014/chartex" xmlns:cx1="http://schemas.microsoft.com/office/drawing/2015/9/8/chartex" xmlns:cx2="http://schemas.microsoft.com/office/drawing/2015/10/21/chartex" xmlns:cx3="http://schemas.microsoft.com/office/drawing/2016/5/9/chartex" xmlns:cx4="http://schemas.microsoft.com/office/drawing/2016/5/10/chartex" xmlns:cx5="http://schemas.microsoft.com/office/drawing/2016/5/11/chartex" xmlns:cx6="http://schemas.microsoft.com/office/drawing/2016/5/12/chartex" xmlns:cx7="http://schemas.microsoft.com/office/drawing/2016/5/13/chartex" xmlns:cx8="http://schemas.microsoft.com/office/drawing/2016/5/14/chartex" xmlns:mc="http://schemas.openxmlformats.org/markup-compatibility/2006" xmlns:aink="http://schemas.microsoft.com/office/drawing/2016/ink" xmlns:am3d="http://schemas.microsoft.com/office/drawing/2017/model3d" xmlns:o="urn:schemas-microsoft-com:office:office" xmlns:oel="http://schemas.microsoft.com/office/2019/extlst" xmlns:r="http://schemas.openxmlformats.org/officeDocument/2006/relationships" xmlns:m="http://schemas.openxmlformats.org/officeDocument/2006/math" xmlns:v="urn:schemas-microsoft-com:vml" xmlns:wp14="http://schemas.microsoft.com/office/word/2010/wordprocessingDrawing" xmlns:wp="http://schemas.openxmlformats.org/drawingml/2006/wordprocessingDrawing" xmlns:w10="urn:schemas-microsoft-com:office:word" xmlns:w="http://schemas.openxmlformats.org/wordprocessingml/2006/main" xmlns:w14="http://schemas.microsoft.com/office/word/2010/wordml" xmlns:w15="http://schemas.microsoft.com/office/word/2012/wordml" xmlns:w16cex="http://schemas.microsoft.com/office/word/2018/wordml/cex" xmlns:w16cid="http://schemas.microsoft.com/office/word/2016/wordml/cid" xmlns:w16="http://schemas.microsoft.com/office/word/2018/wordml" xmlns:w16sdtdh="http://schemas.microsoft.com/office/word/2020/wordml/sdtdatahash" xmlns:w16se="http://schemas.microsoft.com/office/word/2015/wordml/symex" xmlns:wpg="http://schemas.microsoft.com/office/word/2010/wordprocessingGroup" xmlns:wpi="http://schemas.microsoft.com/office/word/2010/wordprocessingInk" xmlns:wne="http://schemas.microsoft.com/office/word/2006/wordml" xmlns:wps="http://schemas.microsoft.com/office/word/2010/wordprocessingShape" mc:Ignorable="w14 w15 w16se w16cid w16 w16cex w16sdtdh wp14">
+<w:endnotes xmlns:wpc="http://schemas.microsoft.com/office/word/2010/wordprocessingCanvas" xmlns:cx="http://schemas.microsoft.com/office/drawing/2014/chartex" xmlns:cx1="http://schemas.microsoft.com/office/drawing/2015/9/8/chartex" xmlns:cx2="http://schemas.microsoft.com/office/drawing/2015/10/21/chartex" xmlns:cx3="http://schemas.microsoft.com/office/drawing/2016/5/9/chartex" xmlns:cx4="http://schemas.microsoft.com/office/drawing/2016/5/10/chartex" xmlns:cx5="http://schemas.microsoft.com/office/drawing/2016/5/11/chartex" xmlns:cx6="http://schemas.microsoft.com/office/drawing/2016/5/12/chartex" xmlns:cx7="http://schemas.microsoft.com/office/drawing/2016/5/13/chartex" xmlns:cx8="http://schemas.microsoft.com/office/drawing/2016/5/14/chartex" xmlns:mc="http://schemas.openxmlformats.org/markup-compatibility/2006" xmlns:aink="http://schemas.microsoft.com/office/drawing/2016/ink" xmlns:am3d="http://schemas.microsoft.com/office/drawing/2017/model3d" xmlns:o="urn:schemas-microsoft-com:office:office" xmlns:oel="http://schemas.microsoft.com/office/2019/extlst" xmlns:r="http://schemas.openxmlformats.org/officeDocument/2006/relationships" xmlns:m="http://schemas.openxmlformats.org/officeDocument/2006/math" xmlns:v="urn:schemas-microsoft-com:vml" xmlns:wp14="http://schemas.microsoft.com/office/word/2010/wordprocessingDrawing" xmlns:wp="http://schemas.openxmlformats.org/drawingml/2006/wordprocessingDrawing" xmlns:w10="urn:schemas-microsoft-com:office:word" xmlns:w="http://schemas.openxmlformats.org/wordprocessingml/2006/main" xmlns:w14="http://schemas.microsoft.com/office/word/2010/wordml" xmlns:w15="http://schemas.microsoft.com/office/word/2012/wordml" xmlns:w16cex="http://schemas.microsoft.com/office/word/2018/wordml/cex" xmlns:w16cid="http://schemas.microsoft.com/office/word/2016/wordml/cid" xmlns:w16="http://schemas.microsoft.com/office/word/2018/wordml" xmlns:w16du="http://schemas.microsoft.com/office/word/2023/wordml/word16du" xmlns:w16sdtdh="http://schemas.microsoft.com/office/word/2020/wordml/sdtdatahash" xmlns:w16sdtfl="http://schemas.microsoft.com/office/word/2024/wordml/sdtformatlock" xmlns:w16se="http://schemas.microsoft.com/office/word/2015/wordml/symex" xmlns:wpg="http://schemas.microsoft.com/office/word/2010/wordprocessingGroup" xmlns:wpi="http://schemas.microsoft.com/office/word/2010/wordprocessingInk" xmlns:wne="http://schemas.microsoft.com/office/word/2006/wordml" xmlns:wps="http://schemas.microsoft.com/office/word/2010/wordprocessingShape" mc:Ignorable="w14 w15 w16se w16cid w16 w16cex w16sdtdh w16sdtfl w16du wp14">
   <w:endnote w:type="separator" w:id="-1">
     <w:p>
       <w:pPr>
@@ -794,7 +888,7 @@
 </file>
 
 <file path=word/footer1.xml><?xml version="1.0" encoding="utf-8"?>
-<w:ftr xmlns:wpc="http://schemas.microsoft.com/office/word/2010/wordprocessingCanvas" xmlns:cx="http://schemas.microsoft.com/office/drawing/2014/chartex" xmlns:cx1="http://schemas.microsoft.com/office/drawing/2015/9/8/chartex" xmlns:cx2="http://schemas.microsoft.com/office/drawing/2015/10/21/chartex" xmlns:cx3="http://schemas.microsoft.com/office/drawing/2016/5/9/chartex" xmlns:cx4="http://schemas.microsoft.com/office/drawing/2016/5/10/chartex" xmlns:cx5="http://schemas.microsoft.com/office/drawing/2016/5/11/chartex" xmlns:cx6="http://schemas.microsoft.com/office/drawing/2016/5/12/chartex" xmlns:cx7="http://schemas.microsoft.com/office/drawing/2016/5/13/chartex" xmlns:cx8="http://schemas.microsoft.com/office/drawing/2016/5/14/chartex" xmlns:mc="http://schemas.openxmlformats.org/markup-compatibility/2006" xmlns:aink="http://schemas.microsoft.com/office/drawing/2016/ink" xmlns:am3d="http://schemas.microsoft.com/office/drawing/2017/model3d" xmlns:o="urn:schemas-microsoft-com:office:office" xmlns:oel="http://schemas.microsoft.com/office/2019/extlst" xmlns:r="http://schemas.openxmlformats.org/officeDocument/2006/relationships" xmlns:m="http://schemas.openxmlformats.org/officeDocument/2006/math" xmlns:v="urn:schemas-microsoft-com:vml" xmlns:wp14="http://schemas.microsoft.com/office/word/2010/wordprocessingDrawing" xmlns:wp="http://schemas.openxmlformats.org/drawingml/2006/wordprocessingDrawing" xmlns:w10="urn:schemas-microsoft-com:office:word" xmlns:w="http://schemas.openxmlformats.org/wordprocessingml/2006/main" xmlns:w14="http://schemas.microsoft.com/office/word/2010/wordml" xmlns:w15="http://schemas.microsoft.com/office/word/2012/wordml" xmlns:w16cex="http://schemas.microsoft.com/office/word/2018/wordml/cex" xmlns:w16cid="http://schemas.microsoft.com/office/word/2016/wordml/cid" xmlns:w16="http://schemas.microsoft.com/office/word/2018/wordml" xmlns:w16sdtdh="http://schemas.microsoft.com/office/word/2020/wordml/sdtdatahash" xmlns:w16se="http://schemas.microsoft.com/office/word/2015/wordml/symex" xmlns:wpg="http://schemas.microsoft.com/office/word/2010/wordprocessingGroup" xmlns:wpi="http://schemas.microsoft.com/office/word/2010/wordprocessingInk" xmlns:wne="http://schemas.microsoft.com/office/word/2006/wordml" xmlns:wps="http://schemas.microsoft.com/office/word/2010/wordprocessingShape" mc:Ignorable="w14 w15 w16se w16cid w16 w16cex w16sdtdh wp14">
+<w:ftr xmlns:wpc="http://schemas.microsoft.com/office/word/2010/wordprocessingCanvas" xmlns:cx="http://schemas.microsoft.com/office/drawing/2014/chartex" xmlns:cx1="http://schemas.microsoft.com/office/drawing/2015/9/8/chartex" xmlns:cx2="http://schemas.microsoft.com/office/drawing/2015/10/21/chartex" xmlns:cx3="http://schemas.microsoft.com/office/drawing/2016/5/9/chartex" xmlns:cx4="http://schemas.microsoft.com/office/drawing/2016/5/10/chartex" xmlns:cx5="http://schemas.microsoft.com/office/drawing/2016/5/11/chartex" xmlns:cx6="http://schemas.microsoft.com/office/drawing/2016/5/12/chartex" xmlns:cx7="http://schemas.microsoft.com/office/drawing/2016/5/13/chartex" xmlns:cx8="http://schemas.microsoft.com/office/drawing/2016/5/14/chartex" xmlns:mc="http://schemas.openxmlformats.org/markup-compatibility/2006" xmlns:aink="http://schemas.microsoft.com/office/drawing/2016/ink" xmlns:am3d="http://schemas.microsoft.com/office/drawing/2017/model3d" xmlns:o="urn:schemas-microsoft-com:office:office" xmlns:oel="http://schemas.microsoft.com/office/2019/extlst" xmlns:r="http://schemas.openxmlformats.org/officeDocument/2006/relationships" xmlns:m="http://schemas.openxmlformats.org/officeDocument/2006/math" xmlns:v="urn:schemas-microsoft-com:vml" xmlns:wp14="http://schemas.microsoft.com/office/word/2010/wordprocessingDrawing" xmlns:wp="http://schemas.openxmlformats.org/drawingml/2006/wordprocessingDrawing" xmlns:w10="urn:schemas-microsoft-com:office:word" xmlns:w="http://schemas.openxmlformats.org/wordprocessingml/2006/main" xmlns:w14="http://schemas.microsoft.com/office/word/2010/wordml" xmlns:w15="http://schemas.microsoft.com/office/word/2012/wordml" xmlns:w16cex="http://schemas.microsoft.com/office/word/2018/wordml/cex" xmlns:w16cid="http://schemas.microsoft.com/office/word/2016/wordml/cid" xmlns:w16="http://schemas.microsoft.com/office/word/2018/wordml" xmlns:w16du="http://schemas.microsoft.com/office/word/2023/wordml/word16du" xmlns:w16sdtdh="http://schemas.microsoft.com/office/word/2020/wordml/sdtdatahash" xmlns:w16sdtfl="http://schemas.microsoft.com/office/word/2024/wordml/sdtformatlock" xmlns:w16se="http://schemas.microsoft.com/office/word/2015/wordml/symex" xmlns:wpg="http://schemas.microsoft.com/office/word/2010/wordprocessingGroup" xmlns:wpi="http://schemas.microsoft.com/office/word/2010/wordprocessingInk" xmlns:wne="http://schemas.microsoft.com/office/word/2006/wordml" xmlns:wps="http://schemas.microsoft.com/office/word/2010/wordprocessingShape" mc:Ignorable="w14 w15 w16se w16cid w16 w16cex w16sdtdh w16sdtfl w16du wp14">
   <w:p>
     <w:pPr>
       <w:pStyle w:val="Footer"/>
@@ -804,7 +898,7 @@
 </file>
 
 <file path=word/footer2.xml><?xml version="1.0" encoding="utf-8"?>
-<w:ftr xmlns:wpc="http://schemas.microsoft.com/office/word/2010/wordprocessingCanvas" xmlns:cx="http://schemas.microsoft.com/office/drawing/2014/chartex" xmlns:cx1="http://schemas.microsoft.com/office/drawing/2015/9/8/chartex" xmlns:cx2="http://schemas.microsoft.com/office/drawing/2015/10/21/chartex" xmlns:cx3="http://schemas.microsoft.com/office/drawing/2016/5/9/chartex" xmlns:cx4="http://schemas.microsoft.com/office/drawing/2016/5/10/chartex" xmlns:cx5="http://schemas.microsoft.com/office/drawing/2016/5/11/chartex" xmlns:cx6="http://schemas.microsoft.com/office/drawing/2016/5/12/chartex" xmlns:cx7="http://schemas.microsoft.com/office/drawing/2016/5/13/chartex" xmlns:cx8="http://schemas.microsoft.com/office/drawing/2016/5/14/chartex" xmlns:mc="http://schemas.openxmlformats.org/markup-compatibility/2006" xmlns:aink="http://schemas.microsoft.com/office/drawing/2016/ink" xmlns:am3d="http://schemas.microsoft.com/office/drawing/2017/model3d" xmlns:o="urn:schemas-microsoft-com:office:office" xmlns:oel="http://schemas.microsoft.com/office/2019/extlst" xmlns:r="http://schemas.openxmlformats.org/officeDocument/2006/relationships" xmlns:m="http://schemas.openxmlformats.org/officeDocument/2006/math" xmlns:v="urn:schemas-microsoft-com:vml" xmlns:wp14="http://schemas.microsoft.com/office/word/2010/wordprocessingDrawing" xmlns:wp="http://schemas.openxmlformats.org/drawingml/2006/wordprocessingDrawing" xmlns:w10="urn:schemas-microsoft-com:office:word" xmlns:w="http://schemas.openxmlformats.org/wordprocessingml/2006/main" xmlns:w14="http://schemas.microsoft.com/office/word/2010/wordml" xmlns:w15="http://schemas.microsoft.com/office/word/2012/wordml" xmlns:w16cex="http://schemas.microsoft.com/office/word/2018/wordml/cex" xmlns:w16cid="http://schemas.microsoft.com/office/word/2016/wordml/cid" xmlns:w16="http://schemas.microsoft.com/office/word/2018/wordml" xmlns:w16sdtdh="http://schemas.microsoft.com/office/word/2020/wordml/sdtdatahash" xmlns:w16se="http://schemas.microsoft.com/office/word/2015/wordml/symex" xmlns:wpg="http://schemas.microsoft.com/office/word/2010/wordprocessingGroup" xmlns:wpi="http://schemas.microsoft.com/office/word/2010/wordprocessingInk" xmlns:wne="http://schemas.microsoft.com/office/word/2006/wordml" xmlns:wps="http://schemas.microsoft.com/office/word/2010/wordprocessingShape" mc:Ignorable="w14 w15 w16se w16cid w16 w16cex w16sdtdh wp14">
+<w:ftr xmlns:wpc="http://schemas.microsoft.com/office/word/2010/wordprocessingCanvas" xmlns:cx="http://schemas.microsoft.com/office/drawing/2014/chartex" xmlns:cx1="http://schemas.microsoft.com/office/drawing/2015/9/8/chartex" xmlns:cx2="http://schemas.microsoft.com/office/drawing/2015/10/21/chartex" xmlns:cx3="http://schemas.microsoft.com/office/drawing/2016/5/9/chartex" xmlns:cx4="http://schemas.microsoft.com/office/drawing/2016/5/10/chartex" xmlns:cx5="http://schemas.microsoft.com/office/drawing/2016/5/11/chartex" xmlns:cx6="http://schemas.microsoft.com/office/drawing/2016/5/12/chartex" xmlns:cx7="http://schemas.microsoft.com/office/drawing/2016/5/13/chartex" xmlns:cx8="http://schemas.microsoft.com/office/drawing/2016/5/14/chartex" xmlns:mc="http://schemas.openxmlformats.org/markup-compatibility/2006" xmlns:aink="http://schemas.microsoft.com/office/drawing/2016/ink" xmlns:am3d="http://schemas.microsoft.com/office/drawing/2017/model3d" xmlns:o="urn:schemas-microsoft-com:office:office" xmlns:oel="http://schemas.microsoft.com/office/2019/extlst" xmlns:r="http://schemas.openxmlformats.org/officeDocument/2006/relationships" xmlns:m="http://schemas.openxmlformats.org/officeDocument/2006/math" xmlns:v="urn:schemas-microsoft-com:vml" xmlns:wp14="http://schemas.microsoft.com/office/word/2010/wordprocessingDrawing" xmlns:wp="http://schemas.openxmlformats.org/drawingml/2006/wordprocessingDrawing" xmlns:w10="urn:schemas-microsoft-com:office:word" xmlns:w="http://schemas.openxmlformats.org/wordprocessingml/2006/main" xmlns:w14="http://schemas.microsoft.com/office/word/2010/wordml" xmlns:w15="http://schemas.microsoft.com/office/word/2012/wordml" xmlns:w16cex="http://schemas.microsoft.com/office/word/2018/wordml/cex" xmlns:w16cid="http://schemas.microsoft.com/office/word/2016/wordml/cid" xmlns:w16="http://schemas.microsoft.com/office/word/2018/wordml" xmlns:w16du="http://schemas.microsoft.com/office/word/2023/wordml/word16du" xmlns:w16sdtdh="http://schemas.microsoft.com/office/word/2020/wordml/sdtdatahash" xmlns:w16sdtfl="http://schemas.microsoft.com/office/word/2024/wordml/sdtformatlock" xmlns:w16se="http://schemas.microsoft.com/office/word/2015/wordml/symex" xmlns:wpg="http://schemas.microsoft.com/office/word/2010/wordprocessingGroup" xmlns:wpi="http://schemas.microsoft.com/office/word/2010/wordprocessingInk" xmlns:wne="http://schemas.microsoft.com/office/word/2006/wordml" xmlns:wps="http://schemas.microsoft.com/office/word/2010/wordprocessingShape" mc:Ignorable="w14 w15 w16se w16cid w16 w16cex w16sdtdh w16sdtfl w16du wp14">
   <w:p>
     <w:pPr>
       <w:pStyle w:val="Footer"/>
@@ -814,7 +908,7 @@
 </file>
 
 <file path=word/footer3.xml><?xml version="1.0" encoding="utf-8"?>
-<w:ftr xmlns:wpc="http://schemas.microsoft.com/office/word/2010/wordprocessingCanvas" xmlns:cx="http://schemas.microsoft.com/office/drawing/2014/chartex" xmlns:cx1="http://schemas.microsoft.com/office/drawing/2015/9/8/chartex" xmlns:cx2="http://schemas.microsoft.com/office/drawing/2015/10/21/chartex" xmlns:cx3="http://schemas.microsoft.com/office/drawing/2016/5/9/chartex" xmlns:cx4="http://schemas.microsoft.com/office/drawing/2016/5/10/chartex" xmlns:cx5="http://schemas.microsoft.com/office/drawing/2016/5/11/chartex" xmlns:cx6="http://schemas.microsoft.com/office/drawing/2016/5/12/chartex" xmlns:cx7="http://schemas.microsoft.com/office/drawing/2016/5/13/chartex" xmlns:cx8="http://schemas.microsoft.com/office/drawing/2016/5/14/chartex" xmlns:mc="http://schemas.openxmlformats.org/markup-compatibility/2006" xmlns:aink="http://schemas.microsoft.com/office/drawing/2016/ink" xmlns:am3d="http://schemas.microsoft.com/office/drawing/2017/model3d" xmlns:o="urn:schemas-microsoft-com:office:office" xmlns:oel="http://schemas.microsoft.com/office/2019/extlst" xmlns:r="http://schemas.openxmlformats.org/officeDocument/2006/relationships" xmlns:m="http://schemas.openxmlformats.org/officeDocument/2006/math" xmlns:v="urn:schemas-microsoft-com:vml" xmlns:wp14="http://schemas.microsoft.com/office/word/2010/wordprocessingDrawing" xmlns:wp="http://schemas.openxmlformats.org/drawingml/2006/wordprocessingDrawing" xmlns:w10="urn:schemas-microsoft-com:office:word" xmlns:w="http://schemas.openxmlformats.org/wordprocessingml/2006/main" xmlns:w14="http://schemas.microsoft.com/office/word/2010/wordml" xmlns:w15="http://schemas.microsoft.com/office/word/2012/wordml" xmlns:w16cex="http://schemas.microsoft.com/office/word/2018/wordml/cex" xmlns:w16cid="http://schemas.microsoft.com/office/word/2016/wordml/cid" xmlns:w16="http://schemas.microsoft.com/office/word/2018/wordml" xmlns:w16sdtdh="http://schemas.microsoft.com/office/word/2020/wordml/sdtdatahash" xmlns:w16se="http://schemas.microsoft.com/office/word/2015/wordml/symex" xmlns:wpg="http://schemas.microsoft.com/office/word/2010/wordprocessingGroup" xmlns:wpi="http://schemas.microsoft.com/office/word/2010/wordprocessingInk" xmlns:wne="http://schemas.microsoft.com/office/word/2006/wordml" xmlns:wps="http://schemas.microsoft.com/office/word/2010/wordprocessingShape" mc:Ignorable="w14 w15 w16se w16cid w16 w16cex w16sdtdh wp14">
+<w:ftr xmlns:wpc="http://schemas.microsoft.com/office/word/2010/wordprocessingCanvas" xmlns:cx="http://schemas.microsoft.com/office/drawing/2014/chartex" xmlns:cx1="http://schemas.microsoft.com/office/drawing/2015/9/8/chartex" xmlns:cx2="http://schemas.microsoft.com/office/drawing/2015/10/21/chartex" xmlns:cx3="http://schemas.microsoft.com/office/drawing/2016/5/9/chartex" xmlns:cx4="http://schemas.microsoft.com/office/drawing/2016/5/10/chartex" xmlns:cx5="http://schemas.microsoft.com/office/drawing/2016/5/11/chartex" xmlns:cx6="http://schemas.microsoft.com/office/drawing/2016/5/12/chartex" xmlns:cx7="http://schemas.microsoft.com/office/drawing/2016/5/13/chartex" xmlns:cx8="http://schemas.microsoft.com/office/drawing/2016/5/14/chartex" xmlns:mc="http://schemas.openxmlformats.org/markup-compatibility/2006" xmlns:aink="http://schemas.microsoft.com/office/drawing/2016/ink" xmlns:am3d="http://schemas.microsoft.com/office/drawing/2017/model3d" xmlns:o="urn:schemas-microsoft-com:office:office" xmlns:oel="http://schemas.microsoft.com/office/2019/extlst" xmlns:r="http://schemas.openxmlformats.org/officeDocument/2006/relationships" xmlns:m="http://schemas.openxmlformats.org/officeDocument/2006/math" xmlns:v="urn:schemas-microsoft-com:vml" xmlns:wp14="http://schemas.microsoft.com/office/word/2010/wordprocessingDrawing" xmlns:wp="http://schemas.openxmlformats.org/drawingml/2006/wordprocessingDrawing" xmlns:w10="urn:schemas-microsoft-com:office:word" xmlns:w="http://schemas.openxmlformats.org/wordprocessingml/2006/main" xmlns:w14="http://schemas.microsoft.com/office/word/2010/wordml" xmlns:w15="http://schemas.microsoft.com/office/word/2012/wordml" xmlns:w16cex="http://schemas.microsoft.com/office/word/2018/wordml/cex" xmlns:w16cid="http://schemas.microsoft.com/office/word/2016/wordml/cid" xmlns:w16="http://schemas.microsoft.com/office/word/2018/wordml" xmlns:w16du="http://schemas.microsoft.com/office/word/2023/wordml/word16du" xmlns:w16sdtdh="http://schemas.microsoft.com/office/word/2020/wordml/sdtdatahash" xmlns:w16sdtfl="http://schemas.microsoft.com/office/word/2024/wordml/sdtformatlock" xmlns:w16se="http://schemas.microsoft.com/office/word/2015/wordml/symex" xmlns:wpg="http://schemas.microsoft.com/office/word/2010/wordprocessingGroup" xmlns:wpi="http://schemas.microsoft.com/office/word/2010/wordprocessingInk" xmlns:wne="http://schemas.microsoft.com/office/word/2006/wordml" xmlns:wps="http://schemas.microsoft.com/office/word/2010/wordprocessingShape" mc:Ignorable="w14 w15 w16se w16cid w16 w16cex w16sdtdh w16sdtfl w16du wp14">
   <w:p>
     <w:pPr>
       <w:pStyle w:val="Footer"/>
@@ -824,7 +918,7 @@
 </file>
 
 <file path=word/footnotes.xml><?xml version="1.0" encoding="utf-8"?>
-<w:footnotes xmlns:wpc="http://schemas.microsoft.com/office/word/2010/wordprocessingCanvas" xmlns:cx="http://schemas.microsoft.com/office/drawing/2014/chartex" xmlns:cx1="http://schemas.microsoft.com/office/drawing/2015/9/8/chartex" xmlns:cx2="http://schemas.microsoft.com/office/drawing/2015/10/21/chartex" xmlns:cx3="http://schemas.microsoft.com/office/drawing/2016/5/9/chartex" xmlns:cx4="http://schemas.microsoft.com/office/drawing/2016/5/10/chartex" xmlns:cx5="http://schemas.microsoft.com/office/drawing/2016/5/11/chartex" xmlns:cx6="http://schemas.microsoft.com/office/drawing/2016/5/12/chartex" xmlns:cx7="http://schemas.microsoft.com/office/drawing/2016/5/13/chartex" xmlns:cx8="http://schemas.microsoft.com/office/drawing/2016/5/14/chartex" xmlns:mc="http://schemas.openxmlformats.org/markup-compatibility/2006" xmlns:aink="http://schemas.microsoft.com/office/drawing/2016/ink" xmlns:am3d="http://schemas.microsoft.com/office/drawing/2017/model3d" xmlns:o="urn:schemas-microsoft-com:office:office" xmlns:oel="http://schemas.microsoft.com/office/2019/extlst" xmlns:r="http://schemas.openxmlformats.org/officeDocument/2006/relationships" xmlns:m="http://schemas.openxmlformats.org/officeDocument/2006/math" xmlns:v="urn:schemas-microsoft-com:vml" xmlns:wp14="http://schemas.microsoft.com/office/word/2010/wordprocessingDrawing" xmlns:wp="http://schemas.openxmlformats.org/drawingml/2006/wordprocessingDrawing" xmlns:w10="urn:schemas-microsoft-com:office:word" xmlns:w="http://schemas.openxmlformats.org/wordprocessingml/2006/main" xmlns:w14="http://schemas.microsoft.com/office/word/2010/wordml" xmlns:w15="http://schemas.microsoft.com/office/word/2012/wordml" xmlns:w16cex="http://schemas.microsoft.com/office/word/2018/wordml/cex" xmlns:w16cid="http://schemas.microsoft.com/office/word/2016/wordml/cid" xmlns:w16="http://schemas.microsoft.com/office/word/2018/wordml" xmlns:w16sdtdh="http://schemas.microsoft.com/office/word/2020/wordml/sdtdatahash" xmlns:w16se="http://schemas.microsoft.com/office/word/2015/wordml/symex" xmlns:wpg="http://schemas.microsoft.com/office/word/2010/wordprocessingGroup" xmlns:wpi="http://schemas.microsoft.com/office/word/2010/wordprocessingInk" xmlns:wne="http://schemas.microsoft.com/office/word/2006/wordml" xmlns:wps="http://schemas.microsoft.com/office/word/2010/wordprocessingShape" mc:Ignorable="w14 w15 w16se w16cid w16 w16cex w16sdtdh wp14">
+<w:footnotes xmlns:wpc="http://schemas.microsoft.com/office/word/2010/wordprocessingCanvas" xmlns:cx="http://schemas.microsoft.com/office/drawing/2014/chartex" xmlns:cx1="http://schemas.microsoft.com/office/drawing/2015/9/8/chartex" xmlns:cx2="http://schemas.microsoft.com/office/drawing/2015/10/21/chartex" xmlns:cx3="http://schemas.microsoft.com/office/drawing/2016/5/9/chartex" xmlns:cx4="http://schemas.microsoft.com/office/drawing/2016/5/10/chartex" xmlns:cx5="http://schemas.microsoft.com/office/drawing/2016/5/11/chartex" xmlns:cx6="http://schemas.microsoft.com/office/drawing/2016/5/12/chartex" xmlns:cx7="http://schemas.microsoft.com/office/drawing/2016/5/13/chartex" xmlns:cx8="http://schemas.microsoft.com/office/drawing/2016/5/14/chartex" xmlns:mc="http://schemas.openxmlformats.org/markup-compatibility/2006" xmlns:aink="http://schemas.microsoft.com/office/drawing/2016/ink" xmlns:am3d="http://schemas.microsoft.com/office/drawing/2017/model3d" xmlns:o="urn:schemas-microsoft-com:office:office" xmlns:oel="http://schemas.microsoft.com/office/2019/extlst" xmlns:r="http://schemas.openxmlformats.org/officeDocument/2006/relationships" xmlns:m="http://schemas.openxmlformats.org/officeDocument/2006/math" xmlns:v="urn:schemas-microsoft-com:vml" xmlns:wp14="http://schemas.microsoft.com/office/word/2010/wordprocessingDrawing" xmlns:wp="http://schemas.openxmlformats.org/drawingml/2006/wordprocessingDrawing" xmlns:w10="urn:schemas-microsoft-com:office:word" xmlns:w="http://schemas.openxmlformats.org/wordprocessingml/2006/main" xmlns:w14="http://schemas.microsoft.com/office/word/2010/wordml" xmlns:w15="http://schemas.microsoft.com/office/word/2012/wordml" xmlns:w16cex="http://schemas.microsoft.com/office/word/2018/wordml/cex" xmlns:w16cid="http://schemas.microsoft.com/office/word/2016/wordml/cid" xmlns:w16="http://schemas.microsoft.com/office/word/2018/wordml" xmlns:w16du="http://schemas.microsoft.com/office/word/2023/wordml/word16du" xmlns:w16sdtdh="http://schemas.microsoft.com/office/word/2020/wordml/sdtdatahash" xmlns:w16sdtfl="http://schemas.microsoft.com/office/word/2024/wordml/sdtformatlock" xmlns:w16se="http://schemas.microsoft.com/office/word/2015/wordml/symex" xmlns:wpg="http://schemas.microsoft.com/office/word/2010/wordprocessingGroup" xmlns:wpi="http://schemas.microsoft.com/office/word/2010/wordprocessingInk" xmlns:wne="http://schemas.microsoft.com/office/word/2006/wordml" xmlns:wps="http://schemas.microsoft.com/office/word/2010/wordprocessingShape" mc:Ignorable="w14 w15 w16se w16cid w16 w16cex w16sdtdh w16sdtfl w16du wp14">
   <w:footnote w:type="separator" w:id="-1">
     <w:p>
       <w:pPr>
@@ -849,7 +943,7 @@
 </file>
 
 <file path=word/header1.xml><?xml version="1.0" encoding="utf-8"?>
-<w:hdr xmlns:wpc="http://schemas.microsoft.com/office/word/2010/wordprocessingCanvas" xmlns:cx="http://schemas.microsoft.com/office/drawing/2014/chartex" xmlns:cx1="http://schemas.microsoft.com/office/drawing/2015/9/8/chartex" xmlns:cx2="http://schemas.microsoft.com/office/drawing/2015/10/21/chartex" xmlns:cx3="http://schemas.microsoft.com/office/drawing/2016/5/9/chartex" xmlns:cx4="http://schemas.microsoft.com/office/drawing/2016/5/10/chartex" xmlns:cx5="http://schemas.microsoft.com/office/drawing/2016/5/11/chartex" xmlns:cx6="http://schemas.microsoft.com/office/drawing/2016/5/12/chartex" xmlns:cx7="http://schemas.microsoft.com/office/drawing/2016/5/13/chartex" xmlns:cx8="http://schemas.microsoft.com/office/drawing/2016/5/14/chartex" xmlns:mc="http://schemas.openxmlformats.org/markup-compatibility/2006" xmlns:aink="http://schemas.microsoft.com/office/drawing/2016/ink" xmlns:am3d="http://schemas.microsoft.com/office/drawing/2017/model3d" xmlns:o="urn:schemas-microsoft-com:office:office" xmlns:oel="http://schemas.microsoft.com/office/2019/extlst" xmlns:r="http://schemas.openxmlformats.org/officeDocument/2006/relationships" xmlns:m="http://schemas.openxmlformats.org/officeDocument/2006/math" xmlns:v="urn:schemas-microsoft-com:vml" xmlns:wp14="http://schemas.microsoft.com/office/word/2010/wordprocessingDrawing" xmlns:wp="http://schemas.openxmlformats.org/drawingml/2006/wordprocessingDrawing" xmlns:w10="urn:schemas-microsoft-com:office:word" xmlns:w="http://schemas.openxmlformats.org/wordprocessingml/2006/main" xmlns:w14="http://schemas.microsoft.com/office/word/2010/wordml" xmlns:w15="http://schemas.microsoft.com/office/word/2012/wordml" xmlns:w16cex="http://schemas.microsoft.com/office/word/2018/wordml/cex" xmlns:w16cid="http://schemas.microsoft.com/office/word/2016/wordml/cid" xmlns:w16="http://schemas.microsoft.com/office/word/2018/wordml" xmlns:w16sdtdh="http://schemas.microsoft.com/office/word/2020/wordml/sdtdatahash" xmlns:w16se="http://schemas.microsoft.com/office/word/2015/wordml/symex" xmlns:wpg="http://schemas.microsoft.com/office/word/2010/wordprocessingGroup" xmlns:wpi="http://schemas.microsoft.com/office/word/2010/wordprocessingInk" xmlns:wne="http://schemas.microsoft.com/office/word/2006/wordml" xmlns:wps="http://schemas.microsoft.com/office/word/2010/wordprocessingShape" mc:Ignorable="w14 w15 w16se w16cid w16 w16cex w16sdtdh wp14">
+<w:hdr xmlns:wpc="http://schemas.microsoft.com/office/word/2010/wordprocessingCanvas" xmlns:cx="http://schemas.microsoft.com/office/drawing/2014/chartex" xmlns:cx1="http://schemas.microsoft.com/office/drawing/2015/9/8/chartex" xmlns:cx2="http://schemas.microsoft.com/office/drawing/2015/10/21/chartex" xmlns:cx3="http://schemas.microsoft.com/office/drawing/2016/5/9/chartex" xmlns:cx4="http://schemas.microsoft.com/office/drawing/2016/5/10/chartex" xmlns:cx5="http://schemas.microsoft.com/office/drawing/2016/5/11/chartex" xmlns:cx6="http://schemas.microsoft.com/office/drawing/2016/5/12/chartex" xmlns:cx7="http://schemas.microsoft.com/office/drawing/2016/5/13/chartex" xmlns:cx8="http://schemas.microsoft.com/office/drawing/2016/5/14/chartex" xmlns:mc="http://schemas.openxmlformats.org/markup-compatibility/2006" xmlns:aink="http://schemas.microsoft.com/office/drawing/2016/ink" xmlns:am3d="http://schemas.microsoft.com/office/drawing/2017/model3d" xmlns:o="urn:schemas-microsoft-com:office:office" xmlns:oel="http://schemas.microsoft.com/office/2019/extlst" xmlns:r="http://schemas.openxmlformats.org/officeDocument/2006/relationships" xmlns:m="http://schemas.openxmlformats.org/officeDocument/2006/math" xmlns:v="urn:schemas-microsoft-com:vml" xmlns:wp14="http://schemas.microsoft.com/office/word/2010/wordprocessingDrawing" xmlns:wp="http://schemas.openxmlformats.org/drawingml/2006/wordprocessingDrawing" xmlns:w10="urn:schemas-microsoft-com:office:word" xmlns:w="http://schemas.openxmlformats.org/wordprocessingml/2006/main" xmlns:w14="http://schemas.microsoft.com/office/word/2010/wordml" xmlns:w15="http://schemas.microsoft.com/office/word/2012/wordml" xmlns:w16cex="http://schemas.microsoft.com/office/word/2018/wordml/cex" xmlns:w16cid="http://schemas.microsoft.com/office/word/2016/wordml/cid" xmlns:w16="http://schemas.microsoft.com/office/word/2018/wordml" xmlns:w16du="http://schemas.microsoft.com/office/word/2023/wordml/word16du" xmlns:w16sdtdh="http://schemas.microsoft.com/office/word/2020/wordml/sdtdatahash" xmlns:w16sdtfl="http://schemas.microsoft.com/office/word/2024/wordml/sdtformatlock" xmlns:w16se="http://schemas.microsoft.com/office/word/2015/wordml/symex" xmlns:wpg="http://schemas.microsoft.com/office/word/2010/wordprocessingGroup" xmlns:wpi="http://schemas.microsoft.com/office/word/2010/wordprocessingInk" xmlns:wne="http://schemas.microsoft.com/office/word/2006/wordml" xmlns:wps="http://schemas.microsoft.com/office/word/2010/wordprocessingShape" mc:Ignorable="w14 w15 w16se w16cid w16 w16cex w16sdtdh w16sdtfl w16du wp14">
   <w:p>
     <w:pPr>
       <w:pStyle w:val="Header"/>
@@ -859,7 +953,7 @@
 </file>
 
 <file path=word/header2.xml><?xml version="1.0" encoding="utf-8"?>
-<w:hdr xmlns:wpc="http://schemas.microsoft.com/office/word/2010/wordprocessingCanvas" xmlns:cx="http://schemas.microsoft.com/office/drawing/2014/chartex" xmlns:cx1="http://schemas.microsoft.com/office/drawing/2015/9/8/chartex" xmlns:cx2="http://schemas.microsoft.com/office/drawing/2015/10/21/chartex" xmlns:cx3="http://schemas.microsoft.com/office/drawing/2016/5/9/chartex" xmlns:cx4="http://schemas.microsoft.com/office/drawing/2016/5/10/chartex" xmlns:cx5="http://schemas.microsoft.com/office/drawing/2016/5/11/chartex" xmlns:cx6="http://schemas.microsoft.com/office/drawing/2016/5/12/chartex" xmlns:cx7="http://schemas.microsoft.com/office/drawing/2016/5/13/chartex" xmlns:cx8="http://schemas.microsoft.com/office/drawing/2016/5/14/chartex" xmlns:mc="http://schemas.openxmlformats.org/markup-compatibility/2006" xmlns:aink="http://schemas.microsoft.com/office/drawing/2016/ink" xmlns:am3d="http://schemas.microsoft.com/office/drawing/2017/model3d" xmlns:o="urn:schemas-microsoft-com:office:office" xmlns:oel="http://schemas.microsoft.com/office/2019/extlst" xmlns:r="http://schemas.openxmlformats.org/officeDocument/2006/relationships" xmlns:m="http://schemas.openxmlformats.org/officeDocument/2006/math" xmlns:v="urn:schemas-microsoft-com:vml" xmlns:wp14="http://schemas.microsoft.com/office/word/2010/wordprocessingDrawing" xmlns:wp="http://schemas.openxmlformats.org/drawingml/2006/wordprocessingDrawing" xmlns:w10="urn:schemas-microsoft-com:office:word" xmlns:w="http://schemas.openxmlformats.org/wordprocessingml/2006/main" xmlns:w14="http://schemas.microsoft.com/office/word/2010/wordml" xmlns:w15="http://schemas.microsoft.com/office/word/2012/wordml" xmlns:w16cex="http://schemas.microsoft.com/office/word/2018/wordml/cex" xmlns:w16cid="http://schemas.microsoft.com/office/word/2016/wordml/cid" xmlns:w16="http://schemas.microsoft.com/office/word/2018/wordml" xmlns:w16sdtdh="http://schemas.microsoft.com/office/word/2020/wordml/sdtdatahash" xmlns:w16se="http://schemas.microsoft.com/office/word/2015/wordml/symex" xmlns:wpg="http://schemas.microsoft.com/office/word/2010/wordprocessingGroup" xmlns:wpi="http://schemas.microsoft.com/office/word/2010/wordprocessingInk" xmlns:wne="http://schemas.microsoft.com/office/word/2006/wordml" xmlns:wps="http://schemas.microsoft.com/office/word/2010/wordprocessingShape" mc:Ignorable="w14 w15 w16se w16cid w16 w16cex w16sdtdh wp14">
+<w:hdr xmlns:wpc="http://schemas.microsoft.com/office/word/2010/wordprocessingCanvas" xmlns:cx="http://schemas.microsoft.com/office/drawing/2014/chartex" xmlns:cx1="http://schemas.microsoft.com/office/drawing/2015/9/8/chartex" xmlns:cx2="http://schemas.microsoft.com/office/drawing/2015/10/21/chartex" xmlns:cx3="http://schemas.microsoft.com/office/drawing/2016/5/9/chartex" xmlns:cx4="http://schemas.microsoft.com/office/drawing/2016/5/10/chartex" xmlns:cx5="http://schemas.microsoft.com/office/drawing/2016/5/11/chartex" xmlns:cx6="http://schemas.microsoft.com/office/drawing/2016/5/12/chartex" xmlns:cx7="http://schemas.microsoft.com/office/drawing/2016/5/13/chartex" xmlns:cx8="http://schemas.microsoft.com/office/drawing/2016/5/14/chartex" xmlns:mc="http://schemas.openxmlformats.org/markup-compatibility/2006" xmlns:aink="http://schemas.microsoft.com/office/drawing/2016/ink" xmlns:am3d="http://schemas.microsoft.com/office/drawing/2017/model3d" xmlns:o="urn:schemas-microsoft-com:office:office" xmlns:oel="http://schemas.microsoft.com/office/2019/extlst" xmlns:r="http://schemas.openxmlformats.org/officeDocument/2006/relationships" xmlns:m="http://schemas.openxmlformats.org/officeDocument/2006/math" xmlns:v="urn:schemas-microsoft-com:vml" xmlns:wp14="http://schemas.microsoft.com/office/word/2010/wordprocessingDrawing" xmlns:wp="http://schemas.openxmlformats.org/drawingml/2006/wordprocessingDrawing" xmlns:w10="urn:schemas-microsoft-com:office:word" xmlns:w="http://schemas.openxmlformats.org/wordprocessingml/2006/main" xmlns:w14="http://schemas.microsoft.com/office/word/2010/wordml" xmlns:w15="http://schemas.microsoft.com/office/word/2012/wordml" xmlns:w16cex="http://schemas.microsoft.com/office/word/2018/wordml/cex" xmlns:w16cid="http://schemas.microsoft.com/office/word/2016/wordml/cid" xmlns:w16="http://schemas.microsoft.com/office/word/2018/wordml" xmlns:w16du="http://schemas.microsoft.com/office/word/2023/wordml/word16du" xmlns:w16sdtdh="http://schemas.microsoft.com/office/word/2020/wordml/sdtdatahash" xmlns:w16sdtfl="http://schemas.microsoft.com/office/word/2024/wordml/sdtformatlock" xmlns:w16se="http://schemas.microsoft.com/office/word/2015/wordml/symex" xmlns:wpg="http://schemas.microsoft.com/office/word/2010/wordprocessingGroup" xmlns:wpi="http://schemas.microsoft.com/office/word/2010/wordprocessingInk" xmlns:wne="http://schemas.microsoft.com/office/word/2006/wordml" xmlns:wps="http://schemas.microsoft.com/office/word/2010/wordprocessingShape" mc:Ignorable="w14 w15 w16se w16cid w16 w16cex w16sdtdh w16sdtfl w16du wp14">
   <w:p>
     <w:pPr>
       <w:pStyle w:val="Header"/>
@@ -870,7 +964,7 @@
 </file>
 
 <file path=word/header3.xml><?xml version="1.0" encoding="utf-8"?>
-<w:hdr xmlns:wpc="http://schemas.microsoft.com/office/word/2010/wordprocessingCanvas" xmlns:cx="http://schemas.microsoft.com/office/drawing/2014/chartex" xmlns:cx1="http://schemas.microsoft.com/office/drawing/2015/9/8/chartex" xmlns:cx2="http://schemas.microsoft.com/office/drawing/2015/10/21/chartex" xmlns:cx3="http://schemas.microsoft.com/office/drawing/2016/5/9/chartex" xmlns:cx4="http://schemas.microsoft.com/office/drawing/2016/5/10/chartex" xmlns:cx5="http://schemas.microsoft.com/office/drawing/2016/5/11/chartex" xmlns:cx6="http://schemas.microsoft.com/office/drawing/2016/5/12/chartex" xmlns:cx7="http://schemas.microsoft.com/office/drawing/2016/5/13/chartex" xmlns:cx8="http://schemas.microsoft.com/office/drawing/2016/5/14/chartex" xmlns:mc="http://schemas.openxmlformats.org/markup-compatibility/2006" xmlns:aink="http://schemas.microsoft.com/office/drawing/2016/ink" xmlns:am3d="http://schemas.microsoft.com/office/drawing/2017/model3d" xmlns:o="urn:schemas-microsoft-com:office:office" xmlns:oel="http://schemas.microsoft.com/office/2019/extlst" xmlns:r="http://schemas.openxmlformats.org/officeDocument/2006/relationships" xmlns:m="http://schemas.openxmlformats.org/officeDocument/2006/math" xmlns:v="urn:schemas-microsoft-com:vml" xmlns:wp14="http://schemas.microsoft.com/office/word/2010/wordprocessingDrawing" xmlns:wp="http://schemas.openxmlformats.org/drawingml/2006/wordprocessingDrawing" xmlns:w10="urn:schemas-microsoft-com:office:word" xmlns:w="http://schemas.openxmlformats.org/wordprocessingml/2006/main" xmlns:w14="http://schemas.microsoft.com/office/word/2010/wordml" xmlns:w15="http://schemas.microsoft.com/office/word/2012/wordml" xmlns:w16cex="http://schemas.microsoft.com/office/word/2018/wordml/cex" xmlns:w16cid="http://schemas.microsoft.com/office/word/2016/wordml/cid" xmlns:w16="http://schemas.microsoft.com/office/word/2018/wordml" xmlns:w16sdtdh="http://schemas.microsoft.com/office/word/2020/wordml/sdtdatahash" xmlns:w16se="http://schemas.microsoft.com/office/word/2015/wordml/symex" xmlns:wpg="http://schemas.microsoft.com/office/word/2010/wordprocessingGroup" xmlns:wpi="http://schemas.microsoft.com/office/word/2010/wordprocessingInk" xmlns:wne="http://schemas.microsoft.com/office/word/2006/wordml" xmlns:wps="http://schemas.microsoft.com/office/word/2010/wordprocessingShape" mc:Ignorable="w14 w15 w16se w16cid w16 w16cex w16sdtdh wp14">
+<w:hdr xmlns:wpc="http://schemas.microsoft.com/office/word/2010/wordprocessingCanvas" xmlns:cx="http://schemas.microsoft.com/office/drawing/2014/chartex" xmlns:cx1="http://schemas.microsoft.com/office/drawing/2015/9/8/chartex" xmlns:cx2="http://schemas.microsoft.com/office/drawing/2015/10/21/chartex" xmlns:cx3="http://schemas.microsoft.com/office/drawing/2016/5/9/chartex" xmlns:cx4="http://schemas.microsoft.com/office/drawing/2016/5/10/chartex" xmlns:cx5="http://schemas.microsoft.com/office/drawing/2016/5/11/chartex" xmlns:cx6="http://schemas.microsoft.com/office/drawing/2016/5/12/chartex" xmlns:cx7="http://schemas.microsoft.com/office/drawing/2016/5/13/chartex" xmlns:cx8="http://schemas.microsoft.com/office/drawing/2016/5/14/chartex" xmlns:mc="http://schemas.openxmlformats.org/markup-compatibility/2006" xmlns:aink="http://schemas.microsoft.com/office/drawing/2016/ink" xmlns:am3d="http://schemas.microsoft.com/office/drawing/2017/model3d" xmlns:o="urn:schemas-microsoft-com:office:office" xmlns:oel="http://schemas.microsoft.com/office/2019/extlst" xmlns:r="http://schemas.openxmlformats.org/officeDocument/2006/relationships" xmlns:m="http://schemas.openxmlformats.org/officeDocument/2006/math" xmlns:v="urn:schemas-microsoft-com:vml" xmlns:wp14="http://schemas.microsoft.com/office/word/2010/wordprocessingDrawing" xmlns:wp="http://schemas.openxmlformats.org/drawingml/2006/wordprocessingDrawing" xmlns:w10="urn:schemas-microsoft-com:office:word" xmlns:w="http://schemas.openxmlformats.org/wordprocessingml/2006/main" xmlns:w14="http://schemas.microsoft.com/office/word/2010/wordml" xmlns:w15="http://schemas.microsoft.com/office/word/2012/wordml" xmlns:w16cex="http://schemas.microsoft.com/office/word/2018/wordml/cex" xmlns:w16cid="http://schemas.microsoft.com/office/word/2016/wordml/cid" xmlns:w16="http://schemas.microsoft.com/office/word/2018/wordml" xmlns:w16du="http://schemas.microsoft.com/office/word/2023/wordml/word16du" xmlns:w16sdtdh="http://schemas.microsoft.com/office/word/2020/wordml/sdtdatahash" xmlns:w16sdtfl="http://schemas.microsoft.com/office/word/2024/wordml/sdtformatlock" xmlns:w16se="http://schemas.microsoft.com/office/word/2015/wordml/symex" xmlns:wpg="http://schemas.microsoft.com/office/word/2010/wordprocessingGroup" xmlns:wpi="http://schemas.microsoft.com/office/word/2010/wordprocessingInk" xmlns:wne="http://schemas.microsoft.com/office/word/2006/wordml" xmlns:wps="http://schemas.microsoft.com/office/word/2010/wordprocessingShape" mc:Ignorable="w14 w15 w16se w16cid w16 w16cex w16sdtdh w16sdtfl w16du wp14">
   <w:p>
     <w:pPr>
       <w:pStyle w:val="Header"/>
@@ -879,7 +973,7 @@
     <w:r>
       <w:tab/>
       <w:tab/>
-      <w:t>2026-06-17</w:t>
+      <w:t>2026-06-18</w:t>
       <w:br/>
       <w:br/>
     </w:r>
@@ -896,7 +990,7 @@
 </file>
 
 <file path=word/numbering.xml><?xml version="1.0" encoding="utf-8"?>
-<w:numbering xmlns:wpc="http://schemas.microsoft.com/office/word/2010/wordprocessingCanvas" xmlns:cx="http://schemas.microsoft.com/office/drawing/2014/chartex" xmlns:cx1="http://schemas.microsoft.com/office/drawing/2015/9/8/chartex" xmlns:cx2="http://schemas.microsoft.com/office/drawing/2015/10/21/chartex" xmlns:cx3="http://schemas.microsoft.com/office/drawing/2016/5/9/chartex" xmlns:cx4="http://schemas.microsoft.com/office/drawing/2016/5/10/chartex" xmlns:cx5="http://schemas.microsoft.com/office/drawing/2016/5/11/chartex" xmlns:cx6="http://schemas.microsoft.com/office/drawing/2016/5/12/chartex" xmlns:cx7="http://schemas.microsoft.com/office/drawing/2016/5/13/chartex" xmlns:cx8="http://schemas.microsoft.com/office/drawing/2016/5/14/chartex" xmlns:mc="http://schemas.openxmlformats.org/markup-compatibility/2006" xmlns:aink="http://schemas.microsoft.com/office/drawing/2016/ink" xmlns:am3d="http://schemas.microsoft.com/office/drawing/2017/model3d" xmlns:o="urn:schemas-microsoft-com:office:office" xmlns:oel="http://schemas.microsoft.com/office/2019/extlst" xmlns:r="http://schemas.openxmlformats.org/officeDocument/2006/relationships" xmlns:m="http://schemas.openxmlformats.org/officeDocument/2006/math" xmlns:v="urn:schemas-microsoft-com:vml" xmlns:wp14="http://schemas.microsoft.com/office/word/2010/wordprocessingDrawing" xmlns:wp="http://schemas.openxmlformats.org/drawingml/2006/wordprocessingDrawing" xmlns:w10="urn:schemas-microsoft-com:office:word" xmlns:w="http://schemas.openxmlformats.org/wordprocessingml/2006/main" xmlns:w14="http://schemas.microsoft.com/office/word/2010/wordml" xmlns:w15="http://schemas.microsoft.com/office/word/2012/wordml" xmlns:w16cex="http://schemas.microsoft.com/office/word/2018/wordml/cex" xmlns:w16cid="http://schemas.microsoft.com/office/word/2016/wordml/cid" xmlns:w16="http://schemas.microsoft.com/office/word/2018/wordml" xmlns:w16sdtdh="http://schemas.microsoft.com/office/word/2020/wordml/sdtdatahash" xmlns:w16se="http://schemas.microsoft.com/office/word/2015/wordml/symex" xmlns:wpg="http://schemas.microsoft.com/office/word/2010/wordprocessingGroup" xmlns:wpi="http://schemas.microsoft.com/office/word/2010/wordprocessingInk" xmlns:wne="http://schemas.microsoft.com/office/word/2006/wordml" xmlns:wps="http://schemas.microsoft.com/office/word/2010/wordprocessingShape" mc:Ignorable="w14 w15 w16se w16cid w16 w16cex w16sdtdh wp14">
+<w:numbering xmlns:wpc="http://schemas.microsoft.com/office/word/2010/wordprocessingCanvas" xmlns:cx="http://schemas.microsoft.com/office/drawing/2014/chartex" xmlns:cx1="http://schemas.microsoft.com/office/drawing/2015/9/8/chartex" xmlns:cx2="http://schemas.microsoft.com/office/drawing/2015/10/21/chartex" xmlns:cx3="http://schemas.microsoft.com/office/drawing/2016/5/9/chartex" xmlns:cx4="http://schemas.microsoft.com/office/drawing/2016/5/10/chartex" xmlns:cx5="http://schemas.microsoft.com/office/drawing/2016/5/11/chartex" xmlns:cx6="http://schemas.microsoft.com/office/drawing/2016/5/12/chartex" xmlns:cx7="http://schemas.microsoft.com/office/drawing/2016/5/13/chartex" xmlns:cx8="http://schemas.microsoft.com/office/drawing/2016/5/14/chartex" xmlns:mc="http://schemas.openxmlformats.org/markup-compatibility/2006" xmlns:aink="http://schemas.microsoft.com/office/drawing/2016/ink" xmlns:am3d="http://schemas.microsoft.com/office/drawing/2017/model3d" xmlns:o="urn:schemas-microsoft-com:office:office" xmlns:oel="http://schemas.microsoft.com/office/2019/extlst" xmlns:r="http://schemas.openxmlformats.org/officeDocument/2006/relationships" xmlns:m="http://schemas.openxmlformats.org/officeDocument/2006/math" xmlns:v="urn:schemas-microsoft-com:vml" xmlns:wp14="http://schemas.microsoft.com/office/word/2010/wordprocessingDrawing" xmlns:wp="http://schemas.openxmlformats.org/drawingml/2006/wordprocessingDrawing" xmlns:w10="urn:schemas-microsoft-com:office:word" xmlns:w="http://schemas.openxmlformats.org/wordprocessingml/2006/main" xmlns:w14="http://schemas.microsoft.com/office/word/2010/wordml" xmlns:w15="http://schemas.microsoft.com/office/word/2012/wordml" xmlns:w16cex="http://schemas.microsoft.com/office/word/2018/wordml/cex" xmlns:w16cid="http://schemas.microsoft.com/office/word/2016/wordml/cid" xmlns:w16="http://schemas.microsoft.com/office/word/2018/wordml" xmlns:w16du="http://schemas.microsoft.com/office/word/2023/wordml/word16du" xmlns:w16sdtdh="http://schemas.microsoft.com/office/word/2020/wordml/sdtdatahash" xmlns:w16sdtfl="http://schemas.microsoft.com/office/word/2024/wordml/sdtformatlock" xmlns:w16se="http://schemas.microsoft.com/office/word/2015/wordml/symex" xmlns:wpg="http://schemas.microsoft.com/office/word/2010/wordprocessingGroup" xmlns:wpi="http://schemas.microsoft.com/office/word/2010/wordprocessingInk" xmlns:wne="http://schemas.microsoft.com/office/word/2006/wordml" xmlns:wps="http://schemas.microsoft.com/office/word/2010/wordprocessingShape" mc:Ignorable="w14 w15 w16se w16cid w16 w16cex w16sdtdh w16sdtfl w16du wp14">
   <w:abstractNum w:abstractNumId="0" w15:restartNumberingAfterBreak="0">
     <w:nsid w:val="FFFFFF7C"/>
     <w:multiLevelType w:val="singleLevel"/>
@@ -1099,7 +1193,7 @@
 </file>
 
 <file path=word/styles.xml><?xml version="1.0" encoding="utf-8"?>
-<w:styles xmlns:mc="http://schemas.openxmlformats.org/markup-compatibility/2006" xmlns:r="http://schemas.openxmlformats.org/officeDocument/2006/relationships" xmlns:w="http://schemas.openxmlformats.org/wordprocessingml/2006/main" xmlns:w14="http://schemas.microsoft.com/office/word/2010/wordml" xmlns:w15="http://schemas.microsoft.com/office/word/2012/wordml" xmlns:w16cex="http://schemas.microsoft.com/office/word/2018/wordml/cex" xmlns:w16cid="http://schemas.microsoft.com/office/word/2016/wordml/cid" xmlns:w16="http://schemas.microsoft.com/office/word/2018/wordml" xmlns:w16sdtdh="http://schemas.microsoft.com/office/word/2020/wordml/sdtdatahash" xmlns:w16se="http://schemas.microsoft.com/office/word/2015/wordml/symex" mc:Ignorable="w14 w15 w16se w16cid w16 w16cex w16sdtdh">
+<w:styles xmlns:mc="http://schemas.openxmlformats.org/markup-compatibility/2006" xmlns:r="http://schemas.openxmlformats.org/officeDocument/2006/relationships" xmlns:w="http://schemas.openxmlformats.org/wordprocessingml/2006/main" xmlns:w14="http://schemas.microsoft.com/office/word/2010/wordml" xmlns:w15="http://schemas.microsoft.com/office/word/2012/wordml" xmlns:w16cex="http://schemas.microsoft.com/office/word/2018/wordml/cex" xmlns:w16cid="http://schemas.microsoft.com/office/word/2016/wordml/cid" xmlns:w16="http://schemas.microsoft.com/office/word/2018/wordml" xmlns:w16du="http://schemas.microsoft.com/office/word/2023/wordml/word16du" xmlns:w16sdtdh="http://schemas.microsoft.com/office/word/2020/wordml/sdtdatahash" xmlns:w16sdtfl="http://schemas.microsoft.com/office/word/2024/wordml/sdtformatlock" xmlns:w16se="http://schemas.microsoft.com/office/word/2015/wordml/symex" mc:Ignorable="w14 w15 w16se w16cid w16 w16cex w16sdtdh w16sdtfl w16du">
   <w:docDefaults>
     <w:rPrDefault>
       <w:rPr>
@@ -1857,7 +1951,7 @@
     <w:link w:val="TitleChar"/>
     <w:uiPriority w:val="10"/>
     <w:qFormat/>
-    <w:rsid w:val="007106C8"/>
+    <w:rsid w:val="00E854FA"/>
     <w:pPr>
       <w:spacing w:after="300" w:line="240" w:lineRule="auto"/>
       <w:contextualSpacing/>
@@ -1867,7 +1961,7 @@
       <w:rFonts w:eastAsiaTheme="majorEastAsia" w:cstheme="majorBidi"/>
       <w:spacing w:val="5"/>
       <w:kern w:val="28"/>
-      <w:sz w:val="52"/>
+      <w:sz w:val="40"/>
       <w:szCs w:val="52"/>
       <w:lang w:val="sv-SE" w:eastAsia="en-US" w:bidi="ar-SA"/>
     </w:rPr>
@@ -1877,12 +1971,12 @@
     <w:basedOn w:val="DefaultParagraphFont"/>
     <w:link w:val="Title"/>
     <w:uiPriority w:val="10"/>
-    <w:rsid w:val="007106C8"/>
+    <w:rsid w:val="00E854FA"/>
     <w:rPr>
       <w:rFonts w:ascii="Times New Roman" w:eastAsiaTheme="majorEastAsia" w:hAnsi="Times New Roman" w:cstheme="majorBidi"/>
       <w:spacing w:val="5"/>
       <w:kern w:val="28"/>
-      <w:sz w:val="52"/>
+      <w:sz w:val="40"/>
       <w:szCs w:val="52"/>
       <w:lang w:val="sv-SE" w:eastAsia="en-US" w:bidi="ar-SA"/>
     </w:rPr>

--- a/klagomål/A 60260-2025 FSC-klagomål.docx
+++ b/klagomål/A 60260-2025 FSC-klagomål.docx
@@ -973,7 +973,7 @@
     <w:r>
       <w:tab/>
       <w:tab/>
-      <w:t>2026-06-18</w:t>
+      <w:t>2026-06-19</w:t>
       <w:br/>
       <w:br/>
     </w:r>

--- a/klagomål/A 60260-2025 FSC-klagomål.docx
+++ b/klagomål/A 60260-2025 FSC-klagomål.docx
@@ -973,7 +973,7 @@
     <w:r>
       <w:tab/>
       <w:tab/>
-      <w:t>2026-06-19</w:t>
+      <w:t>2026-06-20</w:t>
       <w:br/>
       <w:br/>
     </w:r>

--- a/klagomål/A 60260-2025 FSC-klagomål.docx
+++ b/klagomål/A 60260-2025 FSC-klagomål.docx
@@ -168,38 +168,7 @@
     </w:p>
     <w:p>
       <w:r>
-        <w:t>Detta dokument behandlar höga naturvärden i avverkningsanmälan A 60260-2025 i Sollefteå kommun som inkom 2025-12-03 och omfattar 2,2 ha.</w:t>
-      </w:r>
-    </w:p>
-    <w:p>
-      <w:r>
-        <w:t>Nedan presenteras fynd av naturvårdsarter och fridlysta arter som gjorts i det avverkningsanmälda området, samt relevanta utdrag ur standarderna för FSC, Chain of Custody, Controlled Wood och PEFC. I BILAGA 1 finns artfakta om rödlistade arter.</w:t>
-      </w:r>
-    </w:p>
-    <w:p>
-      <w:r>
-        <w:t>Vi förväntar oss att ni återkommer med ett skriftligt svar på vårt klagomål och även beskriver vilka korrigerande åtgärder ni satt in för att rätta till identifierade brister i er efterlevnad av den svenska FSC standarden.</w:t>
-      </w:r>
-    </w:p>
-    <w:p>
-      <w:pPr>
-        <w:pStyle w:val="Heading1"/>
-      </w:pPr>
-      <w:r>
-        <w:t>Naturvårdsarter</w:t>
-      </w:r>
-    </w:p>
-    <w:p>
-      <w:r>
-        <w:t>I och inom 16 meter från avverkningsanmälan har följande 9 naturvårdsarter hittats: garnlav (VU, T), liten aspgelélav (VU, T), sprickporing (VU), gammelgransskål (NT, T), lunglav (NT, T), bronshjon (S, T), gräsull (S), korallblylav (S, T) och brudsporre (§8). Av dessa är 5 rödlistade. För rödlistade arter har rödlistekategorin angivits inom parentes. Arter som är signalarter enligt Skogsstyrelsen har markerats med (S). Typiska arter inom Natura 2000 som är kopplade till skogsekosystem har markerats med (T). För fridlysta arter anges även paragrafen i Artskyddsförordningen som arten är fridlyst enligt.</w:t>
-      </w:r>
-    </w:p>
-    <w:p>
-      <w:r>
-        <w:t>De påträffade naturvårdsarterna är ett tydligt kvitto på att det rör sig om en skog med höga naturvärden.</w:t>
-      </w:r>
-      <w:r>
-        <w:t xml:space="preserve"> I Figur 1 visas fyndplatser för naturvårdsarter i området, som finns registrerade på Artportalen.</w:t>
+        <w:t>Detta klagomål behandlar höga naturvärden i avverkningsanmälan A 60260-2025 i Sollefteå kommun som inkom 2025-12-03 och omfattar 2,2 ha.</w:t>
       </w:r>
     </w:p>
     <w:p>
@@ -247,28 +216,171 @@
         <w:spacing w:after="240"/>
       </w:pPr>
       <w:r>
-        <w:t>Figur 1. Fyndplatser för naturvårdsarter i och inom 16 meter från avverkningsanmälan (röd linje). Markörer utan svart kant är placerade på fyndplatsen. Markörer med svart kant är placerade vid sidan av fyndplatsen och har ett svart streck som visar fyndplatsens exakta position. Kartans mittpunktskoordinat är N 7037849, E 552553 i SWEREF 99 TM.</w:t>
+        <w:t>Figur 1. Fyndplatser för naturvårdsarter i och inom 16 meter från avverkningsanmälan. Markörer utan svart kant är placerade på fyndplatsen. Markörer med svart kant är placerade vid sidan av fyndplatsen har ett svart streck som visar fyndplatsens exakta position. Kartans mittpunktskoordinat är N 7037849, E 552553 i SWEREF 99 TM.</w:t>
+      </w:r>
+    </w:p>
+    <w:p>
+      <w:r>
+        <w:t>I och inom 16 meter från avverkningsanmälan finns fynd av 9 naturvårdsarter, varav 5 är rödlistade, 1 är fridlyst, 6 är typiska (T) och 3 är signalarter (S): garnlav (VU, T), liten aspgelélav (VU, T), sprickporing (VU), gammelgransskål (NT, T), lunglav (NT, T), bronshjon (S, T), gräsull (S), korallblylav (S, T) och brudsporre (§8). Se Figur 1.</w:t>
+      </w:r>
+    </w:p>
+    <w:p>
+      <w:r>
+        <w:t>Nedan presenteras relevanta utdrag ur standarderna för FSC, Chain of Custody, Controlled Wood och PEFC.</w:t>
+      </w:r>
+    </w:p>
+    <w:p>
+      <w:r>
+        <w:t>Vi förväntar oss att ni återkommer med ett skriftligt svar på vårt klagomål och även beskriver vilka korrigerande åtgärder ni satt in för att rätta till identifierade brister i er efterlevnad av den svenska FSC standarden.</w:t>
       </w:r>
     </w:p>
     <w:p>
       <w:pPr>
-        <w:pStyle w:val="Heading2"/>
+        <w:pStyle w:val="Heading1"/>
       </w:pPr>
       <w:r>
-        <w:t>Fridlysta arter</w:t>
+        <w:t>Naturvårdsarter och fridlysta arter</w:t>
       </w:r>
     </w:p>
     <w:p>
       <w:r>
-        <w:t>Följande fridlysta arter har sina livsmiljöer och växtplatser i den avverkningsanmälda skogen: brudsporre (§8).</w:t>
+        <w:t>Nedan följer beskrivningar av de naturvårdsarter och fridlysta arter som har sina livsmiljöer och växtplatser i den avverkningsanmälda skogen. Se även ytterligare artfakta i BILAGA 1. De påträffade naturvårdsarterna är ett tydligt kvitto på att det rör sig om en skog med höga naturvärden.</w:t>
       </w:r>
     </w:p>
     <w:p>
-      <w:pPr>
-        <w:pStyle w:val="Heading2"/>
-      </w:pPr>
-      <w:r>
-        <w:t>Övriga naturvårdsarter</w:t>
+      <w:r>
+        <w:rPr>
+          <w:b/>
+        </w:rPr>
+        <w:t>Garnlav (VU)</w:t>
+      </w:r>
+      <w:r>
+        <w:t xml:space="preserve"> är en utpräglad barrskogsart som ibland kan drapera träden i norrländska grannaturskogar med hög luftfuktighet. Den förekommer även i talldominerade bestånd där den, förutom i trädens grenverk, påträffas hängande över ojämnheter i tallbarken. Arten har minskat starkt i södra och mellersta Sverige och den minskar även i sitt nordliga utbredningsområde. Minskningstakten uppgår till 30 (20–50) % inom 50 år och överstiger gränsvärdet för Sårbar (VU). Orsaken till tillbakagången beror främst på slutavverkningar av naturskogsartade skogar. Bestånd med riklig förekomst bör regelmässigt sparas, vilket även gynnar flera andra sällsynta och rödlistade arter. Garnlav är värdväxt för den mycket sällsynta och akut hotade fjärilen barrskogslavfly (CR) som hör hemma i boreala barrskogar med riklig förekomst av värdväxten. Tidigare kunde arten konstateras årligen på flera platser vid Dala-Floda i Dalarna innan lokalerna kalavverkades. Senaste fyndet i landet av barrskogslavfly är från år 2000 då den påträffades vid Högberget i Sollefteå kommun. Garnlav är typisk art för </w:t>
+      </w:r>
+      <w:r>
+        <w:rPr>
+          <w:i/>
+        </w:rPr>
+        <w:t xml:space="preserve">9010 Taiga </w:t>
+      </w:r>
+      <w:r>
+        <w:t>och</w:t>
+      </w:r>
+      <w:r>
+        <w:rPr>
+          <w:i/>
+        </w:rPr>
+        <w:t xml:space="preserve"> 9070 Trädklädd betesmark</w:t>
+      </w:r>
+      <w:r>
+        <w:t xml:space="preserve"> (SLU Artdatabanken, 2026).</w:t>
+      </w:r>
+    </w:p>
+    <w:p>
+      <w:r>
+        <w:rPr>
+          <w:b/>
+        </w:rPr>
+        <w:t>Liten aspgelélav (VU)</w:t>
+      </w:r>
+      <w:r>
+        <w:t xml:space="preserve">, rödlistad som sårbar, växer på asp i halvöppna boreala blandskogar med hög och jämn luftfuktighet. Den omfattas av åtgärdsprogram (ÅGP) för hotade arter på asp i Norrland och är placerad i toppen av Skogsstyrelsens värdepyramid för bedömning av skog med höga naturvärden. Arten har ett mycket högt skyddsvärde då en mycket stor andel (mer än 90 %) av samtliga kända lokaler i världen finns i Sverige. Samtliga lokaler måste skyddas och inslaget av asp i skogsmark måste öka på lång sikt. Liten aspgelélav är typisk art för </w:t>
+      </w:r>
+      <w:r>
+        <w:rPr>
+          <w:i/>
+        </w:rPr>
+        <w:t>9010 Taiga</w:t>
+      </w:r>
+      <w:r>
+        <w:t xml:space="preserve"> (Naturvårdsverket, 2010; Nitare &amp; Skogsstyrelsen, 2019; SLU Artdatabanken, 2024).</w:t>
+      </w:r>
+    </w:p>
+    <w:p>
+      <w:r>
+        <w:rPr>
+          <w:b/>
+        </w:rPr>
+        <w:t>Sprickporing (VU)</w:t>
+      </w:r>
+      <w:r>
+        <w:t>, rödlistad som sårbar, är en sällsynt art som växer på senvuxen gran i lågproduktiva miljöer, ett substrat som nybildas i mycket liten skala i modern produktionsskog. Arten bedöms ha minskat kraftigt, med mer än 30 % över de senaste 20 åren, huvudsakligen på grund av slutavverkningar. I bestånd där arten förekommer måste skogsbruk undvikas. Fler av artens lokaler bör skyddas (SLU Artdatabanken, 2024).</w:t>
+      </w:r>
+    </w:p>
+    <w:p>
+      <w:r>
+        <w:rPr>
+          <w:b/>
+        </w:rPr>
+        <w:t>Gammelgransskål (NT)</w:t>
+      </w:r>
+      <w:r>
+        <w:t xml:space="preserve"> är en liten skålsvamp som växer på gamla granar med skrovlig bark. Typiska växtplatser är gransumpskog i myrkanter, bäckdråg, bäckraviner och skuggiga bergssluttningar, men också skog på torrare mark kan hysa arten om beståndet har stark naturskogskaraktär. Bestånd med arten bör behandlas som nyckelbiotoper och sparas vid en slutavverkning. Även gallring bör undvikas. Gammelgransskål är typisk art för </w:t>
+      </w:r>
+      <w:r>
+        <w:rPr>
+          <w:i/>
+        </w:rPr>
+        <w:t>9010 Taiga</w:t>
+      </w:r>
+      <w:r>
+        <w:t xml:space="preserve"> (SLU Artdatabanken, 2024; Nitare &amp; Skogsstyrelsen, 2019).</w:t>
+      </w:r>
+    </w:p>
+    <w:p>
+      <w:r>
+        <w:rPr>
+          <w:b/>
+        </w:rPr>
+        <w:t>Lunglav (NT)</w:t>
+      </w:r>
+      <w:r>
+        <w:t xml:space="preserve"> är en av vårt lands främsta signalarter som överallt indikerar gamla lövträd, skogsbestånd med höga naturvärden och ekosystem med långskoglig kontinuitet. Lokalt kan förekomsten vara mycket riklig men den hittas nästan enbart i gamla och ej slutavverkade skogar. Artens samtliga förekomster bör uppmärksammas från naturvårdssynpunkt, då många lokaler även hyser andra ovanliga och rödlistade arter. Rikliga förekomster bör skyddas med biotopskydd, frivilliga avsättningar eller reservat. På lunglav kan de sällsynta lavparasiterna lunglavshårprick (CR), </w:t>
+      </w:r>
+      <w:r>
+        <w:rPr>
+          <w:i/>
+        </w:rPr>
+        <w:t>Abrothallus diederichii</w:t>
+      </w:r>
+      <w:r>
+        <w:t xml:space="preserve"> (VU), </w:t>
+      </w:r>
+      <w:r>
+        <w:rPr>
+          <w:i/>
+        </w:rPr>
+        <w:t>Abrothallus lobariae</w:t>
+      </w:r>
+      <w:r>
+        <w:t xml:space="preserve"> (VU), </w:t>
+      </w:r>
+      <w:r>
+        <w:rPr>
+          <w:i/>
+        </w:rPr>
+        <w:t>Calycina lobariae</w:t>
+      </w:r>
+      <w:r>
+        <w:t xml:space="preserve"> (VU), lunglavsknapp (VU) och skrovelmössing (VU) påträffas. Lunglav är typisk art för </w:t>
+      </w:r>
+      <w:r>
+        <w:rPr>
+          <w:i/>
+        </w:rPr>
+        <w:t>9010 Taiga, 9020 Nordlig ädellövskog, 9110 Näringsfattig bokskog, 9130 Näringsrik bokskog, 9160 Näringsrik ekskog, 9180 Ädellövskog i branter, 9190 Näringsfattig ekskog, 9070 Trädklädd betesmark, 9040 Fjällbjörkskog</w:t>
+      </w:r>
+      <w:r>
+        <w:t xml:space="preserve"> och</w:t>
+      </w:r>
+      <w:r>
+        <w:rPr>
+          <w:i/>
+        </w:rPr>
+        <w:t xml:space="preserve"> 6530 Lövängar</w:t>
+      </w:r>
+      <w:r>
+        <w:t xml:space="preserve"> (SLU Artdatabanken, 2026; Nitare &amp; Skogsstyrelsen, 2019).</w:t>
       </w:r>
     </w:p>
     <w:p>
@@ -296,55 +408,6 @@
         <w:rPr>
           <w:b/>
         </w:rPr>
-        <w:t>Gammelgransskål (NT)</w:t>
-      </w:r>
-      <w:r>
-        <w:t xml:space="preserve"> är en liten skålsvamp som växer på gamla granar med skrovlig bark. Typiska växtplatser är gransumpskog i myrkanter, bäckdråg, bäckraviner och skuggiga bergssluttningar, men också skog på torrare mark kan hysa arten om beståndet har stark naturskogskaraktär. Bestånd med arten bör behandlas som nyckelbiotoper och sparas vid en slutavverkning. Även gallring bör undvikas. Gammelgransskål är typisk art för </w:t>
-      </w:r>
-      <w:r>
-        <w:rPr>
-          <w:i/>
-        </w:rPr>
-        <w:t>9010 Taiga</w:t>
-      </w:r>
-      <w:r>
-        <w:t xml:space="preserve"> (SLU Artdatabanken, 2024; Nitare &amp; Skogsstyrelsen, 2019).</w:t>
-      </w:r>
-    </w:p>
-    <w:p>
-      <w:r>
-        <w:rPr>
-          <w:b/>
-        </w:rPr>
-        <w:t>Garnlav (VU)</w:t>
-      </w:r>
-      <w:r>
-        <w:t xml:space="preserve"> är en utpräglad barrskogsart som ibland kan drapera träden i norrländska grannaturskogar med hög luftfuktighet. Den förekommer även i talldominerade bestånd där den, förutom i trädens grenverk, påträffas hängande över ojämnheter i tallbarken. Arten har minskat starkt i södra och mellersta Sverige och den minskar även i sitt nordliga utbredningsområde. Minskningstakten uppgår till 30 (20–50) % inom 50 år och överstiger gränsvärdet för Sårbar (VU). Orsaken till tillbakagången beror främst på slutavverkningar av naturskogsartade skogar. Bestånd med riklig förekomst bör regelmässigt sparas, vilket även gynnar flera andra sällsynta och rödlistade arter. Garnlav är värdväxt för den mycket sällsynta och akut hotade fjärilen barrskogslavfly (CR) som hör hemma i boreala barrskogar med riklig förekomst av värdväxten. Tidigare kunde arten konstateras årligen på flera platser vid Dala-Floda i Dalarna innan lokalerna kalavverkades. Senaste fyndet i landet av barrskogslavfly är från år 2000 då den påträffades vid Högberget i Sollefteå kommun. Garnlav är typisk art för </w:t>
-      </w:r>
-      <w:r>
-        <w:rPr>
-          <w:i/>
-        </w:rPr>
-        <w:t xml:space="preserve">9010 Taiga </w:t>
-      </w:r>
-      <w:r>
-        <w:t>och</w:t>
-      </w:r>
-      <w:r>
-        <w:rPr>
-          <w:i/>
-        </w:rPr>
-        <w:t xml:space="preserve"> 9070 Trädklädd betesmark</w:t>
-      </w:r>
-      <w:r>
-        <w:t xml:space="preserve"> (SLU Artdatabanken, 2026).</w:t>
-      </w:r>
-    </w:p>
-    <w:p>
-      <w:r>
-        <w:rPr>
-          <w:b/>
-        </w:rPr>
         <w:t>Korallblylav</w:t>
       </w:r>
       <w:r>
@@ -367,93 +430,6 @@
       </w:r>
       <w:r>
         <w:t xml:space="preserve"> (SLU Artdatabanken, 2024; Nitare &amp; Skogsstyrelsen, 2019).</w:t>
-      </w:r>
-    </w:p>
-    <w:p>
-      <w:r>
-        <w:rPr>
-          <w:b/>
-        </w:rPr>
-        <w:t>Liten aspgelélav (VU)</w:t>
-      </w:r>
-      <w:r>
-        <w:t xml:space="preserve">, rödlistad som sårbar, växer på asp i halvöppna boreala blandskogar med hög och jämn luftfuktighet. Den omfattas av åtgärdsprogram (ÅGP) för hotade arter på asp i Norrland och är placerad i toppen av Skogsstyrelsens värdepyramid för bedömning av skog med höga naturvärden. Arten har ett mycket högt skyddsvärde då en mycket stor andel (mer än 90 %) av samtliga kända lokaler i världen finns i Sverige. Samtliga lokaler måste skyddas och inslaget av asp i skogsmark måste öka på lång sikt. Liten aspgelélav är typisk art för </w:t>
-      </w:r>
-      <w:r>
-        <w:rPr>
-          <w:i/>
-        </w:rPr>
-        <w:t>9010 Taiga</w:t>
-      </w:r>
-      <w:r>
-        <w:t xml:space="preserve"> (Naturvårdsverket, 2010; Nitare &amp; Skogsstyrelsen, 2019; SLU Artdatabanken, 2024).</w:t>
-      </w:r>
-    </w:p>
-    <w:p>
-      <w:r>
-        <w:rPr>
-          <w:b/>
-        </w:rPr>
-        <w:t>Lunglav (NT)</w:t>
-      </w:r>
-      <w:r>
-        <w:t xml:space="preserve"> är en av vårt lands främsta signalarter som överallt indikerar gamla lövträd, skogsbestånd med höga naturvärden och ekosystem med långskoglig kontinuitet. Lokalt kan förekomsten vara mycket riklig men den hittas nästan enbart i gamla och ej slutavverkade skogar. Artens samtliga förekomster bör uppmärksammas från naturvårdssynpunkt, då många lokaler även hyser andra ovanliga och rödlistade arter. Rikliga förekomster bör skyddas med biotopskydd, frivilliga avsättningar eller reservat. På lunglav kan de sällsynta lavparasiterna lunglavshårprick (CR), </w:t>
-      </w:r>
-      <w:r>
-        <w:rPr>
-          <w:i/>
-        </w:rPr>
-        <w:t>Abrothallus diederichii</w:t>
-      </w:r>
-      <w:r>
-        <w:t xml:space="preserve"> (VU), </w:t>
-      </w:r>
-      <w:r>
-        <w:rPr>
-          <w:i/>
-        </w:rPr>
-        <w:t>Abrothallus lobariae</w:t>
-      </w:r>
-      <w:r>
-        <w:t xml:space="preserve"> (VU), </w:t>
-      </w:r>
-      <w:r>
-        <w:rPr>
-          <w:i/>
-        </w:rPr>
-        <w:t>Calycina lobariae</w:t>
-      </w:r>
-      <w:r>
-        <w:t xml:space="preserve"> (VU), lunglavsknapp (VU) och skrovelmössing (VU) påträffas. Lunglav är typisk art för </w:t>
-      </w:r>
-      <w:r>
-        <w:rPr>
-          <w:i/>
-        </w:rPr>
-        <w:t>9010 Taiga, 9020 Nordlig ädellövskog, 9110 Näringsfattig bokskog, 9130 Näringsrik bokskog, 9160 Näringsrik ekskog, 9180 Ädellövskog i branter, 9190 Näringsfattig ekskog, 9070 Trädklädd betesmark, 9040 Fjällbjörkskog</w:t>
-      </w:r>
-      <w:r>
-        <w:t xml:space="preserve"> och</w:t>
-      </w:r>
-      <w:r>
-        <w:rPr>
-          <w:i/>
-        </w:rPr>
-        <w:t xml:space="preserve"> 6530 Lövängar</w:t>
-      </w:r>
-      <w:r>
-        <w:t xml:space="preserve"> (SLU Artdatabanken, 2026; Nitare &amp; Skogsstyrelsen, 2019).</w:t>
-      </w:r>
-    </w:p>
-    <w:p>
-      <w:r>
-        <w:rPr>
-          <w:b/>
-        </w:rPr>
-        <w:t>Sprickporing (VU)</w:t>
-      </w:r>
-      <w:r>
-        <w:t>, rödlistad som sårbar, är en sällsynt art som växer på senvuxen gran i lågproduktiva miljöer, ett substrat som nybildas i mycket liten skala i modern produktionsskog. Arten bedöms ha minskat kraftigt, med mer än 30 % över de senaste 20 åren, huvudsakligen på grund av slutavverkningar. I bestånd där arten förekommer måste skogsbruk undvikas. Fler av artens lokaler bör skyddas (SLU Artdatabanken, 2024).</w:t>
       </w:r>
     </w:p>
     <w:p>
@@ -973,7 +949,7 @@
     <w:r>
       <w:tab/>
       <w:tab/>
-      <w:t>2026-06-20</w:t>
+      <w:t>2026-06-21</w:t>
       <w:br/>
       <w:br/>
     </w:r>

--- a/klagomål/A 60260-2025 FSC-klagomål.docx
+++ b/klagomål/A 60260-2025 FSC-klagomål.docx
@@ -949,7 +949,7 @@
     <w:r>
       <w:tab/>
       <w:tab/>
-      <w:t>2026-06-21</w:t>
+      <w:t>2026-06-22</w:t>
       <w:br/>
       <w:br/>
     </w:r>

--- a/klagomål/A 60260-2025 FSC-klagomål.docx
+++ b/klagomål/A 60260-2025 FSC-klagomål.docx
@@ -949,7 +949,7 @@
     <w:r>
       <w:tab/>
       <w:tab/>
-      <w:t>2026-06-22</w:t>
+      <w:t>2026-06-23</w:t>
       <w:br/>
       <w:br/>
     </w:r>

--- a/klagomål/A 60260-2025 FSC-klagomål.docx
+++ b/klagomål/A 60260-2025 FSC-klagomål.docx
@@ -949,7 +949,7 @@
     <w:r>
       <w:tab/>
       <w:tab/>
-      <w:t>2026-06-23</w:t>
+      <w:t>2026-06-24</w:t>
       <w:br/>
       <w:br/>
     </w:r>

--- a/klagomål/A 60260-2025 FSC-klagomål.docx
+++ b/klagomål/A 60260-2025 FSC-klagomål.docx
@@ -949,7 +949,7 @@
     <w:r>
       <w:tab/>
       <w:tab/>
-      <w:t>2026-06-24</w:t>
+      <w:t>2026-06-25</w:t>
       <w:br/>
       <w:br/>
     </w:r>

--- a/klagomål/A 60260-2025 FSC-klagomål.docx
+++ b/klagomål/A 60260-2025 FSC-klagomål.docx
@@ -949,7 +949,7 @@
     <w:r>
       <w:tab/>
       <w:tab/>
-      <w:t>2026-06-25</w:t>
+      <w:t>2026-06-26</w:t>
       <w:br/>
       <w:br/>
     </w:r>

--- a/klagomål/A 60260-2025 FSC-klagomål.docx
+++ b/klagomål/A 60260-2025 FSC-klagomål.docx
@@ -949,7 +949,7 @@
     <w:r>
       <w:tab/>
       <w:tab/>
-      <w:t>2026-06-26</w:t>
+      <w:t>2026-06-27</w:t>
       <w:br/>
       <w:br/>
     </w:r>

--- a/klagomål/A 60260-2025 FSC-klagomål.docx
+++ b/klagomål/A 60260-2025 FSC-klagomål.docx
@@ -949,7 +949,7 @@
     <w:r>
       <w:tab/>
       <w:tab/>
-      <w:t>2026-06-27</w:t>
+      <w:t>2026-06-28</w:t>
       <w:br/>
       <w:br/>
     </w:r>

--- a/klagomål/A 60260-2025 FSC-klagomål.docx
+++ b/klagomål/A 60260-2025 FSC-klagomål.docx
@@ -949,7 +949,7 @@
     <w:r>
       <w:tab/>
       <w:tab/>
-      <w:t>2026-06-28</w:t>
+      <w:t>2026-06-29</w:t>
       <w:br/>
       <w:br/>
     </w:r>

--- a/klagomål/A 60260-2025 FSC-klagomål.docx
+++ b/klagomål/A 60260-2025 FSC-klagomål.docx
@@ -949,7 +949,7 @@
     <w:r>
       <w:tab/>
       <w:tab/>
-      <w:t>2026-06-29</w:t>
+      <w:t>2026-06-30</w:t>
       <w:br/>
       <w:br/>
     </w:r>

--- a/klagomål/A 60260-2025 FSC-klagomål.docx
+++ b/klagomål/A 60260-2025 FSC-klagomål.docx
@@ -949,7 +949,7 @@
     <w:r>
       <w:tab/>
       <w:tab/>
-      <w:t>2026-06-30</w:t>
+      <w:t>2026-07-01</w:t>
       <w:br/>
       <w:br/>
     </w:r>

--- a/klagomål/A 60260-2025 FSC-klagomål.docx
+++ b/klagomål/A 60260-2025 FSC-klagomål.docx
@@ -949,7 +949,7 @@
     <w:r>
       <w:tab/>
       <w:tab/>
-      <w:t>2026-07-13</w:t>
+      <w:t>2026-07-14</w:t>
       <w:br/>
       <w:br/>
     </w:r>

--- a/klagomål/A 60260-2025 FSC-klagomål.docx
+++ b/klagomål/A 60260-2025 FSC-klagomål.docx
@@ -949,7 +949,7 @@
     <w:r>
       <w:tab/>
       <w:tab/>
-      <w:t>2026-07-14</w:t>
+      <w:t>2026-07-15</w:t>
       <w:br/>
       <w:br/>
     </w:r>

--- a/klagomål/A 60260-2025 FSC-klagomål.docx
+++ b/klagomål/A 60260-2025 FSC-klagomål.docx
@@ -949,7 +949,7 @@
     <w:r>
       <w:tab/>
       <w:tab/>
-      <w:t>2026-07-15</w:t>
+      <w:t>2026-07-16</w:t>
       <w:br/>
       <w:br/>
     </w:r>

--- a/klagomål/A 60260-2025 FSC-klagomål.docx
+++ b/klagomål/A 60260-2025 FSC-klagomål.docx
@@ -949,7 +949,7 @@
     <w:r>
       <w:tab/>
       <w:tab/>
-      <w:t>2026-07-16</w:t>
+      <w:t>2026-07-17</w:t>
       <w:br/>
       <w:br/>
     </w:r>

--- a/klagomål/A 60260-2025 FSC-klagomål.docx
+++ b/klagomål/A 60260-2025 FSC-klagomål.docx
@@ -949,7 +949,7 @@
     <w:r>
       <w:tab/>
       <w:tab/>
-      <w:t>2026-07-17</w:t>
+      <w:t>2026-07-18</w:t>
       <w:br/>
       <w:br/>
     </w:r>

--- a/klagomål/A 60260-2025 FSC-klagomål.docx
+++ b/klagomål/A 60260-2025 FSC-klagomål.docx
@@ -949,7 +949,7 @@
     <w:r>
       <w:tab/>
       <w:tab/>
-      <w:t>2026-07-18</w:t>
+      <w:t>2026-07-19</w:t>
       <w:br/>
       <w:br/>
     </w:r>

--- a/klagomål/A 60260-2025 FSC-klagomål.docx
+++ b/klagomål/A 60260-2025 FSC-klagomål.docx
@@ -949,7 +949,7 @@
     <w:r>
       <w:tab/>
       <w:tab/>
-      <w:t>2026-07-19</w:t>
+      <w:t>2026-07-20</w:t>
       <w:br/>
       <w:br/>
     </w:r>

--- a/klagomål/A 60260-2025 FSC-klagomål.docx
+++ b/klagomål/A 60260-2025 FSC-klagomål.docx
@@ -949,7 +949,7 @@
     <w:r>
       <w:tab/>
       <w:tab/>
-      <w:t>2026-07-20</w:t>
+      <w:t>2026-07-21</w:t>
       <w:br/>
       <w:br/>
     </w:r>

--- a/klagomål/A 60260-2025 FSC-klagomål.docx
+++ b/klagomål/A 60260-2025 FSC-klagomål.docx
@@ -949,7 +949,7 @@
     <w:r>
       <w:tab/>
       <w:tab/>
-      <w:t>2026-07-21</w:t>
+      <w:t>2026-07-22</w:t>
       <w:br/>
       <w:br/>
     </w:r>

--- a/klagomål/A 60260-2025 FSC-klagomål.docx
+++ b/klagomål/A 60260-2025 FSC-klagomål.docx
@@ -949,7 +949,7 @@
     <w:r>
       <w:tab/>
       <w:tab/>
-      <w:t>2026-07-22</w:t>
+      <w:t>2026-07-23</w:t>
       <w:br/>
       <w:br/>
     </w:r>

--- a/klagomål/A 60260-2025 FSC-klagomål.docx
+++ b/klagomål/A 60260-2025 FSC-klagomål.docx
@@ -949,7 +949,7 @@
     <w:r>
       <w:tab/>
       <w:tab/>
-      <w:t>2026-07-23</w:t>
+      <w:t>2026-07-24</w:t>
       <w:br/>
       <w:br/>
     </w:r>

--- a/klagomål/A 60260-2025 FSC-klagomål.docx
+++ b/klagomål/A 60260-2025 FSC-klagomål.docx
@@ -949,7 +949,7 @@
     <w:r>
       <w:tab/>
       <w:tab/>
-      <w:t>2026-07-24</w:t>
+      <w:t>2026-07-25</w:t>
       <w:br/>
       <w:br/>
     </w:r>

--- a/klagomål/A 60260-2025 FSC-klagomål.docx
+++ b/klagomål/A 60260-2025 FSC-klagomål.docx
@@ -949,7 +949,7 @@
     <w:r>
       <w:tab/>
       <w:tab/>
-      <w:t>2026-07-25</w:t>
+      <w:t>2026-07-26</w:t>
       <w:br/>
       <w:br/>
     </w:r>

--- a/klagomål/A 60260-2025 FSC-klagomål.docx
+++ b/klagomål/A 60260-2025 FSC-klagomål.docx
@@ -949,7 +949,7 @@
     <w:r>
       <w:tab/>
       <w:tab/>
-      <w:t>2026-07-26</w:t>
+      <w:t>2026-07-27</w:t>
       <w:br/>
       <w:br/>
     </w:r>

--- a/klagomål/A 60260-2025 FSC-klagomål.docx
+++ b/klagomål/A 60260-2025 FSC-klagomål.docx
@@ -949,7 +949,7 @@
     <w:r>
       <w:tab/>
       <w:tab/>
-      <w:t>2026-07-27</w:t>
+      <w:t>2026-07-28</w:t>
       <w:br/>
       <w:br/>
     </w:r>

--- a/klagomål/A 60260-2025 FSC-klagomål.docx
+++ b/klagomål/A 60260-2025 FSC-klagomål.docx
@@ -949,7 +949,7 @@
     <w:r>
       <w:tab/>
       <w:tab/>
-      <w:t>2026-07-28</w:t>
+      <w:t>2026-07-29</w:t>
       <w:br/>
       <w:br/>
     </w:r>

--- a/klagomål/A 60260-2025 FSC-klagomål.docx
+++ b/klagomål/A 60260-2025 FSC-klagomål.docx
@@ -949,7 +949,7 @@
     <w:r>
       <w:tab/>
       <w:tab/>
-      <w:t>2026-07-29</w:t>
+      <w:t>2026-07-30</w:t>
       <w:br/>
       <w:br/>
     </w:r>

--- a/klagomål/A 60260-2025 FSC-klagomål.docx
+++ b/klagomål/A 60260-2025 FSC-klagomål.docx
@@ -949,7 +949,7 @@
     <w:r>
       <w:tab/>
       <w:tab/>
-      <w:t>2026-07-30</w:t>
+      <w:t>2026-07-31</w:t>
       <w:br/>
       <w:br/>
     </w:r>

--- a/klagomål/A 60260-2025 FSC-klagomål.docx
+++ b/klagomål/A 60260-2025 FSC-klagomål.docx
@@ -949,7 +949,7 @@
     <w:r>
       <w:tab/>
       <w:tab/>
-      <w:t>2026-07-31</w:t>
+      <w:t>2026-08-01</w:t>
       <w:br/>
       <w:br/>
     </w:r>

--- a/klagomål/A 60260-2025 FSC-klagomål.docx
+++ b/klagomål/A 60260-2025 FSC-klagomål.docx
@@ -949,7 +949,7 @@
     <w:r>
       <w:tab/>
       <w:tab/>
-      <w:t>2026-08-01</w:t>
+      <w:t>2026-08-02</w:t>
       <w:br/>
       <w:br/>
     </w:r>

--- a/klagomål/A 60260-2025 FSC-klagomål.docx
+++ b/klagomål/A 60260-2025 FSC-klagomål.docx
@@ -949,7 +949,7 @@
     <w:r>
       <w:tab/>
       <w:tab/>
-      <w:t>2026-08-02</w:t>
+      <w:t>2026-08-03</w:t>
       <w:br/>
       <w:br/>
     </w:r>

--- a/klagomål/A 60260-2025 FSC-klagomål.docx
+++ b/klagomål/A 60260-2025 FSC-klagomål.docx
@@ -949,7 +949,7 @@
     <w:r>
       <w:tab/>
       <w:tab/>
-      <w:t>2026-08-03</w:t>
+      <w:t>2026-08-05</w:t>
       <w:br/>
       <w:br/>
     </w:r>

--- a/klagomål/A 60260-2025 FSC-klagomål.docx
+++ b/klagomål/A 60260-2025 FSC-klagomål.docx
@@ -949,7 +949,7 @@
     <w:r>
       <w:tab/>
       <w:tab/>
-      <w:t>2026-08-05</w:t>
+      <w:t>2026-08-07</w:t>
       <w:br/>
       <w:br/>
     </w:r>

--- a/klagomål/A 60260-2025 FSC-klagomål.docx
+++ b/klagomål/A 60260-2025 FSC-klagomål.docx
@@ -949,7 +949,7 @@
     <w:r>
       <w:tab/>
       <w:tab/>
-      <w:t>2026-08-07</w:t>
+      <w:t>2026-08-08</w:t>
       <w:br/>
       <w:br/>
     </w:r>

--- a/klagomål/A 60260-2025 FSC-klagomål.docx
+++ b/klagomål/A 60260-2025 FSC-klagomål.docx
@@ -216,7 +216,7 @@
         <w:spacing w:after="240"/>
       </w:pPr>
       <w:r>
-        <w:t>Figur 1. Fyndplatser för naturvårdsarter i och inom 16 meter från avverkningsanmälan. Markörer utan svart kant är placerade på fyndplatsen. Markörer med svart kant är placerade vid sidan av fyndplatsen har ett svart streck som visar fyndplatsens exakta position. Kartans mittpunktskoordinat är N 7037849, E 552553 i SWEREF 99 TM.</w:t>
+        <w:t>Figur 1. Fyndplatser för naturvårdsarter i och inom 16 meter från avverkningsanmälan. Markörer utan svart kant är placerade på fyndplatsen. Markörer med svart kant är placerade vid sidan av fyndplatsen och har ett svart streck som visar fyndplatsens exakta position. Kartans mittpunktskoordinat är N 7037849, E 552553 i SWEREF 99 TM.</w:t>
       </w:r>
     </w:p>
     <w:p>
@@ -949,7 +949,7 @@
     <w:r>
       <w:tab/>
       <w:tab/>
-      <w:t>2026-08-14</w:t>
+      <w:t>2026-08-15</w:t>
       <w:br/>
       <w:br/>
     </w:r>

--- a/klagomål/A 60260-2025 FSC-klagomål.docx
+++ b/klagomål/A 60260-2025 FSC-klagomål.docx
@@ -949,7 +949,7 @@
     <w:r>
       <w:tab/>
       <w:tab/>
-      <w:t>2026-08-15</w:t>
+      <w:t>2026-08-16</w:t>
       <w:br/>
       <w:br/>
     </w:r>

--- a/klagomål/A 60260-2025 FSC-klagomål.docx
+++ b/klagomål/A 60260-2025 FSC-klagomål.docx
@@ -949,7 +949,7 @@
     <w:r>
       <w:tab/>
       <w:tab/>
-      <w:t>2026-08-16</w:t>
+      <w:t>2026-08-17</w:t>
       <w:br/>
       <w:br/>
     </w:r>

--- a/klagomål/A 60260-2025 FSC-klagomål.docx
+++ b/klagomål/A 60260-2025 FSC-klagomål.docx
@@ -949,7 +949,7 @@
     <w:r>
       <w:tab/>
       <w:tab/>
-      <w:t>2026-08-17</w:t>
+      <w:t>2026-08-18</w:t>
       <w:br/>
       <w:br/>
     </w:r>

--- a/klagomål/A 60260-2025 FSC-klagomål.docx
+++ b/klagomål/A 60260-2025 FSC-klagomål.docx
@@ -949,7 +949,7 @@
     <w:r>
       <w:tab/>
       <w:tab/>
-      <w:t>2026-08-18</w:t>
+      <w:t>2026-08-19</w:t>
       <w:br/>
       <w:br/>
     </w:r>

--- a/klagomål/A 60260-2025 FSC-klagomål.docx
+++ b/klagomål/A 60260-2025 FSC-klagomål.docx
@@ -949,7 +949,7 @@
     <w:r>
       <w:tab/>
       <w:tab/>
-      <w:t>2026-08-19</w:t>
+      <w:t>2026-08-20</w:t>
       <w:br/>
       <w:br/>
     </w:r>

--- a/klagomål/A 60260-2025 FSC-klagomål.docx
+++ b/klagomål/A 60260-2025 FSC-klagomål.docx
@@ -949,7 +949,7 @@
     <w:r>
       <w:tab/>
       <w:tab/>
-      <w:t>2026-08-20</w:t>
+      <w:t>2026-08-21</w:t>
       <w:br/>
       <w:br/>
     </w:r>

--- a/klagomål/A 60260-2025 FSC-klagomål.docx
+++ b/klagomål/A 60260-2025 FSC-klagomål.docx
@@ -949,7 +949,7 @@
     <w:r>
       <w:tab/>
       <w:tab/>
-      <w:t>2026-08-21</w:t>
+      <w:t>2026-08-22</w:t>
       <w:br/>
       <w:br/>
     </w:r>

--- a/klagomål/A 60260-2025 FSC-klagomål.docx
+++ b/klagomål/A 60260-2025 FSC-klagomål.docx
@@ -949,7 +949,7 @@
     <w:r>
       <w:tab/>
       <w:tab/>
-      <w:t>2026-08-22</w:t>
+      <w:t>2026-08-23</w:t>
       <w:br/>
       <w:br/>
     </w:r>

--- a/klagomål/A 60260-2025 FSC-klagomål.docx
+++ b/klagomål/A 60260-2025 FSC-klagomål.docx
@@ -949,7 +949,7 @@
     <w:r>
       <w:tab/>
       <w:tab/>
-      <w:t>2026-08-23</w:t>
+      <w:t>2026-08-24</w:t>
       <w:br/>
       <w:br/>
     </w:r>

--- a/klagomål/A 60260-2025 FSC-klagomål.docx
+++ b/klagomål/A 60260-2025 FSC-klagomål.docx
@@ -949,7 +949,7 @@
     <w:r>
       <w:tab/>
       <w:tab/>
-      <w:t>2026-08-24</w:t>
+      <w:t>2026-08-25</w:t>
       <w:br/>
       <w:br/>
     </w:r>

--- a/klagomål/A 60260-2025 FSC-klagomål.docx
+++ b/klagomål/A 60260-2025 FSC-klagomål.docx
@@ -949,7 +949,7 @@
     <w:r>
       <w:tab/>
       <w:tab/>
-      <w:t>2026-08-25</w:t>
+      <w:t>2026-08-26</w:t>
       <w:br/>
       <w:br/>
     </w:r>

--- a/klagomål/A 60260-2025 FSC-klagomål.docx
+++ b/klagomål/A 60260-2025 FSC-klagomål.docx
@@ -949,7 +949,7 @@
     <w:r>
       <w:tab/>
       <w:tab/>
-      <w:t>2026-08-26</w:t>
+      <w:t>2026-08-27</w:t>
       <w:br/>
       <w:br/>
     </w:r>

--- a/klagomål/A 60260-2025 FSC-klagomål.docx
+++ b/klagomål/A 60260-2025 FSC-klagomål.docx
@@ -949,7 +949,7 @@
     <w:r>
       <w:tab/>
       <w:tab/>
-      <w:t>2026-08-27</w:t>
+      <w:t>2026-08-28</w:t>
       <w:br/>
       <w:br/>
     </w:r>

--- a/klagomål/A 60260-2025 FSC-klagomål.docx
+++ b/klagomål/A 60260-2025 FSC-klagomål.docx
@@ -949,7 +949,7 @@
     <w:r>
       <w:tab/>
       <w:tab/>
-      <w:t>2026-08-28</w:t>
+      <w:t>2026-08-29</w:t>
       <w:br/>
       <w:br/>
     </w:r>

--- a/klagomål/A 60260-2025 FSC-klagomål.docx
+++ b/klagomål/A 60260-2025 FSC-klagomål.docx
@@ -949,7 +949,7 @@
     <w:r>
       <w:tab/>
       <w:tab/>
-      <w:t>2026-08-29</w:t>
+      <w:t>2026-08-31</w:t>
       <w:br/>
       <w:br/>
     </w:r>

--- a/klagomål/A 60260-2025 FSC-klagomål.docx
+++ b/klagomål/A 60260-2025 FSC-klagomål.docx
@@ -949,7 +949,7 @@
     <w:r>
       <w:tab/>
       <w:tab/>
-      <w:t>2026-08-31</w:t>
+      <w:t>2026-09-01</w:t>
       <w:br/>
       <w:br/>
     </w:r>

--- a/klagomål/A 60260-2025 FSC-klagomål.docx
+++ b/klagomål/A 60260-2025 FSC-klagomål.docx
@@ -949,7 +949,7 @@
     <w:r>
       <w:tab/>
       <w:tab/>
-      <w:t>2026-09-01</w:t>
+      <w:t>2026-09-02</w:t>
       <w:br/>
       <w:br/>
     </w:r>

--- a/klagomål/A 60260-2025 FSC-klagomål.docx
+++ b/klagomål/A 60260-2025 FSC-klagomål.docx
@@ -949,7 +949,7 @@
     <w:r>
       <w:tab/>
       <w:tab/>
-      <w:t>2026-09-02</w:t>
+      <w:t>2026-09-03</w:t>
       <w:br/>
       <w:br/>
     </w:r>

--- a/klagomål/A 60260-2025 FSC-klagomål.docx
+++ b/klagomål/A 60260-2025 FSC-klagomål.docx
@@ -949,7 +949,7 @@
     <w:r>
       <w:tab/>
       <w:tab/>
-      <w:t>2026-09-03</w:t>
+      <w:t>2026-09-04</w:t>
       <w:br/>
       <w:br/>
     </w:r>

--- a/klagomål/A 60260-2025 FSC-klagomål.docx
+++ b/klagomål/A 60260-2025 FSC-klagomål.docx
@@ -949,7 +949,7 @@
     <w:r>
       <w:tab/>
       <w:tab/>
-      <w:t>2026-09-04</w:t>
+      <w:t>2026-09-05</w:t>
       <w:br/>
       <w:br/>
     </w:r>

--- a/klagomål/A 60260-2025 FSC-klagomål.docx
+++ b/klagomål/A 60260-2025 FSC-klagomål.docx
@@ -949,7 +949,7 @@
     <w:r>
       <w:tab/>
       <w:tab/>
-      <w:t>2026-09-05</w:t>
+      <w:t>2026-09-06</w:t>
       <w:br/>
       <w:br/>
     </w:r>

--- a/klagomål/A 60260-2025 FSC-klagomål.docx
+++ b/klagomål/A 60260-2025 FSC-klagomål.docx
@@ -949,7 +949,7 @@
     <w:r>
       <w:tab/>
       <w:tab/>
-      <w:t>2026-09-06</w:t>
+      <w:t>2026-09-07</w:t>
       <w:br/>
       <w:br/>
     </w:r>

--- a/klagomål/A 60260-2025 FSC-klagomål.docx
+++ b/klagomål/A 60260-2025 FSC-klagomål.docx
@@ -949,7 +949,7 @@
     <w:r>
       <w:tab/>
       <w:tab/>
-      <w:t>2026-09-07</w:t>
+      <w:t>2026-09-08</w:t>
       <w:br/>
       <w:br/>
     </w:r>

--- a/klagomål/A 60260-2025 FSC-klagomål.docx
+++ b/klagomål/A 60260-2025 FSC-klagomål.docx
@@ -949,7 +949,7 @@
     <w:r>
       <w:tab/>
       <w:tab/>
-      <w:t>2026-09-08</w:t>
+      <w:t>2026-09-09</w:t>
       <w:br/>
       <w:br/>
     </w:r>

--- a/klagomål/A 60260-2025 FSC-klagomål.docx
+++ b/klagomål/A 60260-2025 FSC-klagomål.docx
@@ -949,7 +949,7 @@
     <w:r>
       <w:tab/>
       <w:tab/>
-      <w:t>2026-09-09</w:t>
+      <w:t>2026-09-10</w:t>
       <w:br/>
       <w:br/>
     </w:r>

--- a/klagomål/A 60260-2025 FSC-klagomål.docx
+++ b/klagomål/A 60260-2025 FSC-klagomål.docx
@@ -949,7 +949,7 @@
     <w:r>
       <w:tab/>
       <w:tab/>
-      <w:t>2026-09-10</w:t>
+      <w:t>2026-09-11</w:t>
       <w:br/>
       <w:br/>
     </w:r>

--- a/klagomål/A 60260-2025 FSC-klagomål.docx
+++ b/klagomål/A 60260-2025 FSC-klagomål.docx
@@ -949,7 +949,7 @@
     <w:r>
       <w:tab/>
       <w:tab/>
-      <w:t>2026-09-11</w:t>
+      <w:t>2026-09-12</w:t>
       <w:br/>
       <w:br/>
     </w:r>
